--- a/Сессия 7/Отчет.docx
+++ b/Сессия 7/Отчет.docx
@@ -408,7 +408,7 @@
           <w:sz w:val="28"/>
           <w:szCs w:val="28"/>
         </w:rPr>
-        <w:t>_______________</w:t>
+        <w:t>______</w:t>
       </w:r>
       <w:r>
         <w:rPr>
@@ -448,7 +448,7 @@
           <w:szCs w:val="28"/>
           <w:vertAlign w:val="superscript"/>
         </w:rPr>
-        <w:t xml:space="preserve">                подпись      </w:t>
+        <w:t xml:space="preserve">   подпись      </w:t>
       </w:r>
     </w:p>
     <w:p>
@@ -653,6 +653,11 @@
         </w:rPr>
         <w:t>М. П.</w:t>
       </w:r>
+    </w:p>
+    <w:p>
+      <w:pPr>
+        <w:spacing w:line="240" w:lineRule="atLeast"/>
+      </w:pPr>
     </w:p>
     <w:p>
       <w:pPr>
@@ -929,12 +934,7 @@
         </w:r>
       </w:hyperlink>
       <w:r>
-        <w:rPr>
-          <w:rFonts w:ascii="Times New Roman" w:hAnsi="Times New Roman" w:cs="Times New Roman"/>
-          <w:sz w:val="24"/>
-          <w:szCs w:val="24"/>
-        </w:rPr>
-        <w:t>5</w:t>
+        <w:t>4</w:t>
       </w:r>
     </w:p>
     <w:p>
@@ -1001,46 +1001,9 @@
             <w:noProof/>
             <w:webHidden/>
           </w:rPr>
-          <w:fldChar w:fldCharType="begin"/>
-        </w:r>
-        <w:r>
-          <w:rPr>
-            <w:noProof/>
-            <w:webHidden/>
-          </w:rPr>
-          <w:instrText xml:space="preserve"> PAGEREF _Toc225169813 \h </w:instrText>
-        </w:r>
-        <w:r>
-          <w:rPr>
-            <w:noProof/>
-            <w:webHidden/>
-          </w:rPr>
-        </w:r>
-        <w:r>
-          <w:rPr>
-            <w:noProof/>
-            <w:webHidden/>
-          </w:rPr>
-          <w:fldChar w:fldCharType="separate"/>
-        </w:r>
-        <w:r>
-          <w:rPr>
-            <w:noProof/>
-            <w:webHidden/>
-          </w:rPr>
-          <w:t>1</w:t>
-        </w:r>
-        <w:r>
-          <w:rPr>
-            <w:noProof/>
-            <w:webHidden/>
-          </w:rPr>
-          <w:fldChar w:fldCharType="end"/>
+          <w:t>6</w:t>
         </w:r>
       </w:hyperlink>
-      <w:r>
-        <w:t>0</w:t>
-      </w:r>
     </w:p>
     <w:p>
       <w:pPr>
@@ -1106,7 +1069,7 @@
             <w:noProof/>
             <w:webHidden/>
           </w:rPr>
-          <w:t>15</w:t>
+          <w:t>8</w:t>
         </w:r>
       </w:hyperlink>
     </w:p>
@@ -1163,7 +1126,7 @@
         </w:r>
       </w:hyperlink>
       <w:r>
-        <w:t>24</w:t>
+        <w:t>9</w:t>
       </w:r>
     </w:p>
     <w:p>
@@ -1227,7 +1190,7 @@
         </w:r>
       </w:hyperlink>
       <w:r>
-        <w:t>24</w:t>
+        <w:t>9</w:t>
       </w:r>
     </w:p>
     <w:p>
@@ -1302,7 +1265,7 @@
         </w:r>
       </w:hyperlink>
       <w:r>
-        <w:t>24</w:t>
+        <w:t>11</w:t>
       </w:r>
     </w:p>
     <w:p>
@@ -1366,7 +1329,7 @@
         </w:r>
       </w:hyperlink>
       <w:r>
-        <w:t>24</w:t>
+        <w:t>12</w:t>
       </w:r>
     </w:p>
     <w:p>
@@ -1430,7 +1393,7 @@
         </w:r>
       </w:hyperlink>
       <w:r>
-        <w:t>24</w:t>
+        <w:t>12</w:t>
       </w:r>
     </w:p>
     <w:p>
@@ -1494,7 +1457,7 @@
         </w:r>
       </w:hyperlink>
       <w:r>
-        <w:t>24</w:t>
+        <w:t>14</w:t>
       </w:r>
     </w:p>
     <w:p>
@@ -1557,7 +1520,7 @@
           <w:sz w:val="24"/>
           <w:szCs w:val="24"/>
         </w:rPr>
-        <w:t>32</w:t>
+        <w:t>15</w:t>
       </w:r>
     </w:p>
     <w:p>
@@ -1584,18 +1547,7 @@
             <w:szCs w:val="24"/>
             <w:highlight w:val="white"/>
           </w:rPr>
-          <w:t>6</w:t>
-        </w:r>
-        <w:r>
-          <w:rPr>
-            <w:rStyle w:val="a9"/>
-            <w:rFonts w:ascii="Times New Roman" w:eastAsia="Times New Roman" w:hAnsi="Times New Roman" w:cs="Times New Roman"/>
-            <w:noProof/>
-            <w:sz w:val="24"/>
-            <w:szCs w:val="24"/>
-            <w:highlight w:val="white"/>
-          </w:rPr>
-          <w:t>.</w:t>
+          <w:t>6.</w:t>
         </w:r>
         <w:r>
           <w:rPr>
@@ -1636,7 +1588,7 @@
           <w:sz w:val="24"/>
           <w:szCs w:val="24"/>
         </w:rPr>
-        <w:t>32</w:t>
+        <w:t>17</w:t>
       </w:r>
     </w:p>
     <w:p>
@@ -1695,7 +1647,7 @@
           <w:sz w:val="24"/>
           <w:szCs w:val="24"/>
         </w:rPr>
-        <w:t>44</w:t>
+        <w:t>19</w:t>
       </w:r>
     </w:p>
     <w:p>
@@ -1744,48 +1696,7 @@
             <w:noProof/>
             <w:webHidden/>
           </w:rPr>
-          <w:fldChar w:fldCharType="begin"/>
-        </w:r>
-        <w:r>
-          <w:rPr>
-            <w:noProof/>
-            <w:webHidden/>
-          </w:rPr>
-          <w:instrText xml:space="preserve"> PAGEREF _Toc225169819 \h </w:instrText>
-        </w:r>
-        <w:r>
-          <w:rPr>
-            <w:noProof/>
-            <w:webHidden/>
-          </w:rPr>
-        </w:r>
-        <w:r>
-          <w:rPr>
-            <w:noProof/>
-            <w:webHidden/>
-          </w:rPr>
-          <w:fldChar w:fldCharType="separate"/>
-        </w:r>
-        <w:r>
-          <w:rPr>
-            <w:noProof/>
-            <w:webHidden/>
-          </w:rPr>
-          <w:t>4</w:t>
-        </w:r>
-        <w:r>
-          <w:rPr>
-            <w:noProof/>
-            <w:webHidden/>
-          </w:rPr>
-          <w:t>8</w:t>
-        </w:r>
-        <w:r>
-          <w:rPr>
-            <w:noProof/>
-            <w:webHidden/>
-          </w:rPr>
-          <w:fldChar w:fldCharType="end"/>
+          <w:t>20</w:t>
         </w:r>
       </w:hyperlink>
       <w:r>
@@ -1869,6 +1780,7 @@
     <w:p>
       <w:pPr>
         <w:spacing w:line="360" w:lineRule="auto"/>
+        <w:ind w:firstLine="708"/>
         <w:jc w:val="both"/>
         <w:rPr>
           <w:sz w:val="28"/>
@@ -1892,6 +1804,7 @@
           <w:numId w:val="4"/>
         </w:numPr>
         <w:spacing w:line="360" w:lineRule="auto"/>
+        <w:ind w:left="0" w:firstLine="708"/>
         <w:jc w:val="both"/>
         <w:rPr>
           <w:sz w:val="28"/>
@@ -1913,6 +1826,7 @@
           <w:numId w:val="4"/>
         </w:numPr>
         <w:spacing w:line="360" w:lineRule="auto"/>
+        <w:ind w:left="0" w:firstLine="708"/>
         <w:jc w:val="both"/>
         <w:rPr>
           <w:sz w:val="28"/>
@@ -1934,6 +1848,7 @@
           <w:numId w:val="4"/>
         </w:numPr>
         <w:spacing w:line="360" w:lineRule="auto"/>
+        <w:ind w:left="0" w:firstLine="708"/>
         <w:jc w:val="both"/>
         <w:rPr>
           <w:sz w:val="28"/>
@@ -1955,6 +1870,7 @@
           <w:numId w:val="4"/>
         </w:numPr>
         <w:spacing w:line="360" w:lineRule="auto"/>
+        <w:ind w:left="0" w:firstLine="708"/>
         <w:jc w:val="both"/>
         <w:rPr>
           <w:sz w:val="28"/>
@@ -1976,6 +1892,7 @@
           <w:numId w:val="4"/>
         </w:numPr>
         <w:spacing w:line="360" w:lineRule="auto"/>
+        <w:ind w:left="0" w:firstLine="708"/>
         <w:jc w:val="both"/>
         <w:rPr>
           <w:sz w:val="28"/>
@@ -1997,6 +1914,7 @@
           <w:numId w:val="4"/>
         </w:numPr>
         <w:spacing w:line="360" w:lineRule="auto"/>
+        <w:ind w:left="0" w:firstLine="708"/>
         <w:jc w:val="both"/>
         <w:rPr>
           <w:sz w:val="28"/>
@@ -2014,7 +1932,7 @@
     <w:p>
       <w:pPr>
         <w:spacing w:line="360" w:lineRule="auto"/>
-        <w:ind w:firstLine="360"/>
+        <w:ind w:firstLine="708"/>
         <w:jc w:val="both"/>
         <w:rPr>
           <w:sz w:val="28"/>
@@ -2041,7 +1959,7 @@
     <w:p>
       <w:pPr>
         <w:spacing w:line="360" w:lineRule="auto"/>
-        <w:ind w:firstLine="360"/>
+        <w:ind w:firstLine="708"/>
         <w:jc w:val="both"/>
         <w:rPr>
           <w:sz w:val="28"/>
@@ -2167,13 +2085,14 @@
       </w:pPr>
       <w:r>
         <w:rPr>
+          <w:noProof/>
           <w:sz w:val="28"/>
           <w:szCs w:val="28"/>
         </w:rPr>
         <w:drawing>
-          <wp:inline distT="0" distB="0" distL="0" distR="0" wp14:anchorId="2D9DEDEE" wp14:editId="43610E74">
-            <wp:extent cx="2565400" cy="2003450"/>
-            <wp:effectExtent l="19050" t="19050" r="6350" b="0"/>
+          <wp:inline distT="0" distB="0" distL="0" distR="0" wp14:anchorId="2D9DEDEE" wp14:editId="7820A6BC">
+            <wp:extent cx="2279174" cy="1582057"/>
+            <wp:effectExtent l="19050" t="19050" r="6985" b="0"/>
             <wp:docPr id="1759227691" name="Рисунок 1"/>
             <wp:cNvGraphicFramePr>
               <a:graphicFrameLocks xmlns:a="http://schemas.openxmlformats.org/drawingml/2006/main" noChangeAspect="1"/>
@@ -2194,7 +2113,7 @@
                   <pic:spPr>
                     <a:xfrm>
                       <a:off x="0" y="0"/>
-                      <a:ext cx="2568752" cy="2006068"/>
+                      <a:ext cx="2297725" cy="1594934"/>
                     </a:xfrm>
                     <a:prstGeom prst="rect">
                       <a:avLst/>
@@ -2241,14 +2160,7 @@
           <w:sz w:val="28"/>
           <w:szCs w:val="28"/>
         </w:rPr>
-        <w:t xml:space="preserve"> - </w:t>
-      </w:r>
-      <w:r>
-        <w:rPr>
-          <w:sz w:val="28"/>
-          <w:szCs w:val="28"/>
-        </w:rPr>
-        <w:t>процесс предприятия</w:t>
+        <w:t xml:space="preserve"> - процесс предприятия</w:t>
       </w:r>
     </w:p>
     <w:p>
@@ -2281,6 +2193,24 @@
           <w:szCs w:val="28"/>
         </w:rPr>
         <w:t>1.2. Основные бизнес-процессы</w:t>
+      </w:r>
+    </w:p>
+    <w:p>
+      <w:pPr>
+        <w:spacing w:line="360" w:lineRule="auto"/>
+        <w:ind w:firstLine="708"/>
+        <w:jc w:val="right"/>
+        <w:rPr>
+          <w:sz w:val="28"/>
+          <w:szCs w:val="28"/>
+        </w:rPr>
+      </w:pPr>
+      <w:r>
+        <w:rPr>
+          <w:sz w:val="28"/>
+          <w:szCs w:val="28"/>
+        </w:rPr>
+        <w:t>Таблица 1</w:t>
       </w:r>
     </w:p>
     <w:tbl>
@@ -2575,7 +2505,6 @@
                 <w:sz w:val="28"/>
                 <w:szCs w:val="28"/>
               </w:rPr>
-              <w:lastRenderedPageBreak/>
               <w:t>Анализ отклонений</w:t>
             </w:r>
           </w:p>
@@ -2608,18 +2537,6 @@
     <w:p>
       <w:pPr>
         <w:spacing w:line="360" w:lineRule="auto"/>
-        <w:jc w:val="both"/>
-        <w:rPr>
-          <w:b/>
-          <w:bCs/>
-          <w:sz w:val="28"/>
-          <w:szCs w:val="28"/>
-        </w:rPr>
-      </w:pPr>
-    </w:p>
-    <w:p>
-      <w:pPr>
-        <w:spacing w:line="360" w:lineRule="auto"/>
         <w:ind w:firstLine="709"/>
         <w:jc w:val="both"/>
         <w:rPr>
@@ -2636,6 +2553,7 @@
           <w:sz w:val="28"/>
           <w:szCs w:val="28"/>
         </w:rPr>
+        <w:lastRenderedPageBreak/>
         <w:t>1.3. Анализ существующих проблем</w:t>
       </w:r>
     </w:p>
@@ -2663,6 +2581,9 @@
           <w:ilvl w:val="0"/>
           <w:numId w:val="5"/>
         </w:numPr>
+        <w:tabs>
+          <w:tab w:val="clear" w:pos="720"/>
+        </w:tabs>
         <w:spacing w:line="360" w:lineRule="auto"/>
         <w:ind w:left="0" w:firstLine="709"/>
         <w:jc w:val="both"/>
@@ -2685,6 +2606,9 @@
           <w:ilvl w:val="0"/>
           <w:numId w:val="5"/>
         </w:numPr>
+        <w:tabs>
+          <w:tab w:val="clear" w:pos="720"/>
+        </w:tabs>
         <w:spacing w:line="360" w:lineRule="auto"/>
         <w:ind w:left="0" w:firstLine="709"/>
         <w:jc w:val="both"/>
@@ -2707,6 +2631,9 @@
           <w:ilvl w:val="0"/>
           <w:numId w:val="5"/>
         </w:numPr>
+        <w:tabs>
+          <w:tab w:val="clear" w:pos="720"/>
+        </w:tabs>
         <w:spacing w:line="360" w:lineRule="auto"/>
         <w:ind w:left="0" w:firstLine="709"/>
         <w:jc w:val="both"/>
@@ -2729,6 +2656,9 @@
           <w:ilvl w:val="0"/>
           <w:numId w:val="5"/>
         </w:numPr>
+        <w:tabs>
+          <w:tab w:val="clear" w:pos="720"/>
+        </w:tabs>
         <w:spacing w:line="360" w:lineRule="auto"/>
         <w:ind w:left="0" w:firstLine="709"/>
         <w:jc w:val="both"/>
@@ -2751,6 +2681,9 @@
           <w:ilvl w:val="0"/>
           <w:numId w:val="5"/>
         </w:numPr>
+        <w:tabs>
+          <w:tab w:val="clear" w:pos="720"/>
+        </w:tabs>
         <w:spacing w:line="360" w:lineRule="auto"/>
         <w:ind w:left="0" w:firstLine="709"/>
         <w:jc w:val="both"/>
@@ -2825,6 +2758,9 @@
           <w:ilvl w:val="0"/>
           <w:numId w:val="6"/>
         </w:numPr>
+        <w:tabs>
+          <w:tab w:val="clear" w:pos="720"/>
+        </w:tabs>
         <w:spacing w:line="360" w:lineRule="auto"/>
         <w:ind w:left="0" w:firstLine="709"/>
         <w:jc w:val="both"/>
@@ -2847,6 +2783,9 @@
           <w:ilvl w:val="0"/>
           <w:numId w:val="6"/>
         </w:numPr>
+        <w:tabs>
+          <w:tab w:val="clear" w:pos="720"/>
+        </w:tabs>
         <w:spacing w:line="360" w:lineRule="auto"/>
         <w:ind w:left="0" w:firstLine="709"/>
         <w:jc w:val="both"/>
@@ -2869,6 +2808,9 @@
           <w:ilvl w:val="0"/>
           <w:numId w:val="6"/>
         </w:numPr>
+        <w:tabs>
+          <w:tab w:val="clear" w:pos="720"/>
+        </w:tabs>
         <w:spacing w:line="360" w:lineRule="auto"/>
         <w:ind w:left="0" w:firstLine="709"/>
         <w:jc w:val="both"/>
@@ -2891,6 +2833,9 @@
           <w:ilvl w:val="0"/>
           <w:numId w:val="6"/>
         </w:numPr>
+        <w:tabs>
+          <w:tab w:val="clear" w:pos="720"/>
+        </w:tabs>
         <w:spacing w:line="360" w:lineRule="auto"/>
         <w:ind w:left="0" w:firstLine="709"/>
         <w:jc w:val="both"/>
@@ -2913,6 +2858,9 @@
           <w:ilvl w:val="0"/>
           <w:numId w:val="6"/>
         </w:numPr>
+        <w:tabs>
+          <w:tab w:val="clear" w:pos="720"/>
+        </w:tabs>
         <w:spacing w:line="360" w:lineRule="auto"/>
         <w:ind w:left="0" w:firstLine="709"/>
         <w:jc w:val="both"/>
@@ -2962,6 +2910,31 @@
           <w:szCs w:val="28"/>
         </w:rPr>
         <w:t>1.5. Роли пользователей системы</w:t>
+      </w:r>
+    </w:p>
+    <w:p>
+      <w:pPr>
+        <w:spacing w:line="360" w:lineRule="auto"/>
+        <w:ind w:firstLine="709"/>
+        <w:jc w:val="right"/>
+        <w:rPr>
+          <w:sz w:val="28"/>
+          <w:szCs w:val="28"/>
+        </w:rPr>
+      </w:pPr>
+      <w:r>
+        <w:rPr>
+          <w:sz w:val="28"/>
+          <w:szCs w:val="28"/>
+        </w:rPr>
+        <w:t xml:space="preserve">Таблица </w:t>
+      </w:r>
+      <w:r>
+        <w:rPr>
+          <w:sz w:val="28"/>
+          <w:szCs w:val="28"/>
+        </w:rPr>
+        <w:t>2</w:t>
       </w:r>
     </w:p>
     <w:tbl>
@@ -3243,6 +3216,19 @@
           <w:szCs w:val="28"/>
         </w:rPr>
       </w:pPr>
+    </w:p>
+    <w:p>
+      <w:pPr>
+        <w:spacing w:line="360" w:lineRule="auto"/>
+        <w:ind w:firstLine="709"/>
+        <w:jc w:val="both"/>
+        <w:rPr>
+          <w:b/>
+          <w:bCs/>
+          <w:sz w:val="28"/>
+          <w:szCs w:val="28"/>
+        </w:rPr>
+      </w:pPr>
       <w:r>
         <w:rPr>
           <w:b/>
@@ -3252,6 +3238,31 @@
         </w:rPr>
         <w:lastRenderedPageBreak/>
         <w:t>1.6. Обоснование выбора технологий</w:t>
+      </w:r>
+    </w:p>
+    <w:p>
+      <w:pPr>
+        <w:spacing w:line="360" w:lineRule="auto"/>
+        <w:ind w:firstLine="709"/>
+        <w:jc w:val="right"/>
+        <w:rPr>
+          <w:sz w:val="28"/>
+          <w:szCs w:val="28"/>
+        </w:rPr>
+      </w:pPr>
+      <w:r>
+        <w:rPr>
+          <w:sz w:val="28"/>
+          <w:szCs w:val="28"/>
+        </w:rPr>
+        <w:t xml:space="preserve">Таблица </w:t>
+      </w:r>
+      <w:r>
+        <w:rPr>
+          <w:sz w:val="28"/>
+          <w:szCs w:val="28"/>
+        </w:rPr>
+        <w:t>3</w:t>
       </w:r>
     </w:p>
     <w:tbl>
@@ -3815,9 +3826,9 @@
           <w:szCs w:val="28"/>
         </w:rPr>
         <w:drawing>
-          <wp:inline distT="0" distB="0" distL="0" distR="0" wp14:anchorId="6CC7027D" wp14:editId="507AC9AB">
-            <wp:extent cx="1769506" cy="2209800"/>
-            <wp:effectExtent l="19050" t="19050" r="2540" b="0"/>
+          <wp:inline distT="0" distB="0" distL="0" distR="0" wp14:anchorId="6CC7027D" wp14:editId="32A87A24">
+            <wp:extent cx="1578378" cy="1971115"/>
+            <wp:effectExtent l="19050" t="19050" r="3175" b="0"/>
             <wp:docPr id="1022788534" name="Рисунок 1"/>
             <wp:cNvGraphicFramePr>
               <a:graphicFrameLocks xmlns:a="http://schemas.openxmlformats.org/drawingml/2006/main" noChangeAspect="1"/>
@@ -3838,7 +3849,7 @@
                   <pic:spPr>
                     <a:xfrm>
                       <a:off x="0" y="0"/>
-                      <a:ext cx="1781920" cy="2225303"/>
+                      <a:ext cx="1592578" cy="1988848"/>
                     </a:xfrm>
                     <a:prstGeom prst="rect">
                       <a:avLst/>
@@ -4021,6 +4032,31 @@
         <w:t>2.3. Основные функции</w:t>
       </w:r>
     </w:p>
+    <w:p>
+      <w:pPr>
+        <w:spacing w:line="360" w:lineRule="auto"/>
+        <w:ind w:firstLine="709"/>
+        <w:jc w:val="right"/>
+        <w:rPr>
+          <w:sz w:val="28"/>
+          <w:szCs w:val="28"/>
+        </w:rPr>
+      </w:pPr>
+      <w:r>
+        <w:rPr>
+          <w:sz w:val="28"/>
+          <w:szCs w:val="28"/>
+        </w:rPr>
+        <w:t xml:space="preserve">Таблица </w:t>
+      </w:r>
+      <w:r>
+        <w:rPr>
+          <w:sz w:val="28"/>
+          <w:szCs w:val="28"/>
+        </w:rPr>
+        <w:t>4</w:t>
+      </w:r>
+    </w:p>
     <w:tbl>
       <w:tblPr>
         <w:tblStyle w:val="a4"/>
@@ -4432,7 +4468,6 @@
         <w:rPr>
           <w:sz w:val="28"/>
           <w:szCs w:val="28"/>
-          <w:lang w:val="en-US"/>
         </w:rPr>
       </w:pPr>
     </w:p>
@@ -4466,7 +4501,6 @@
         <w:rPr>
           <w:sz w:val="28"/>
           <w:szCs w:val="28"/>
-          <w:lang w:val="en-US"/>
         </w:rPr>
       </w:pPr>
       <w:r>
@@ -4498,14 +4532,15 @@
       </w:pPr>
       <w:r>
         <w:rPr>
+          <w:noProof/>
           <w:sz w:val="28"/>
           <w:szCs w:val="28"/>
         </w:rPr>
         <w:lastRenderedPageBreak/>
         <w:drawing>
-          <wp:inline distT="0" distB="0" distL="0" distR="0" wp14:anchorId="4D0DE4DE" wp14:editId="74C5BD29">
-            <wp:extent cx="2266950" cy="2373638"/>
-            <wp:effectExtent l="19050" t="19050" r="0" b="7620"/>
+          <wp:inline distT="0" distB="0" distL="0" distR="0" wp14:anchorId="4D0DE4DE" wp14:editId="41B36FD8">
+            <wp:extent cx="2709119" cy="2836616"/>
+            <wp:effectExtent l="19050" t="19050" r="0" b="1905"/>
             <wp:docPr id="1807822582" name="Рисунок 2"/>
             <wp:cNvGraphicFramePr>
               <a:graphicFrameLocks xmlns:a="http://schemas.openxmlformats.org/drawingml/2006/main" noChangeAspect="1"/>
@@ -4535,7 +4570,7 @@
                   <pic:spPr bwMode="auto">
                     <a:xfrm>
                       <a:off x="0" y="0"/>
-                      <a:ext cx="2282364" cy="2389777"/>
+                      <a:ext cx="2731185" cy="2859720"/>
                     </a:xfrm>
                     <a:prstGeom prst="rect">
                       <a:avLst/>
@@ -4575,7 +4610,7 @@
           <w:sz w:val="28"/>
           <w:szCs w:val="28"/>
         </w:rPr>
-        <w:t>9</w:t>
+        <w:t>4</w:t>
       </w:r>
       <w:r>
         <w:rPr>
@@ -4594,15 +4629,26 @@
           <w:szCs w:val="28"/>
         </w:rPr>
       </w:pPr>
-      <w:r>
-        <w:rPr>
+    </w:p>
+    <w:p>
+      <w:pPr>
+        <w:spacing w:line="360" w:lineRule="auto"/>
+        <w:jc w:val="center"/>
+        <w:rPr>
+          <w:sz w:val="28"/>
+          <w:szCs w:val="28"/>
+        </w:rPr>
+      </w:pPr>
+      <w:r>
+        <w:rPr>
+          <w:noProof/>
           <w:sz w:val="28"/>
           <w:szCs w:val="28"/>
         </w:rPr>
         <w:drawing>
-          <wp:inline distT="0" distB="0" distL="0" distR="0" wp14:anchorId="386BA7D9" wp14:editId="539920F1">
-            <wp:extent cx="2051050" cy="1752132"/>
-            <wp:effectExtent l="19050" t="19050" r="6350" b="635"/>
+          <wp:inline distT="0" distB="0" distL="0" distR="0" wp14:anchorId="386BA7D9" wp14:editId="0205A53A">
+            <wp:extent cx="2971383" cy="2538337"/>
+            <wp:effectExtent l="19050" t="19050" r="635" b="0"/>
             <wp:docPr id="384686928" name="Рисунок 1"/>
             <wp:cNvGraphicFramePr>
               <a:graphicFrameLocks xmlns:a="http://schemas.openxmlformats.org/drawingml/2006/main" noChangeAspect="1"/>
@@ -4623,7 +4669,7 @@
                   <pic:spPr>
                     <a:xfrm>
                       <a:off x="0" y="0"/>
-                      <a:ext cx="2057702" cy="1757815"/>
+                      <a:ext cx="2985701" cy="2550568"/>
                     </a:xfrm>
                     <a:prstGeom prst="rect">
                       <a:avLst/>
@@ -4655,14 +4701,14 @@
           <w:sz w:val="28"/>
           <w:szCs w:val="28"/>
         </w:rPr>
-        <w:t>Рисунок 1</w:t>
-      </w:r>
-      <w:r>
-        <w:rPr>
-          <w:sz w:val="28"/>
-          <w:szCs w:val="28"/>
-        </w:rPr>
-        <w:t>0</w:t>
+        <w:t xml:space="preserve">Рисунок </w:t>
+      </w:r>
+      <w:r>
+        <w:rPr>
+          <w:sz w:val="28"/>
+          <w:szCs w:val="28"/>
+        </w:rPr>
+        <w:t>5</w:t>
       </w:r>
       <w:r>
         <w:rPr>
@@ -4681,6 +4727,27 @@
           <w:szCs w:val="28"/>
         </w:rPr>
       </w:pPr>
+    </w:p>
+    <w:p>
+      <w:pPr>
+        <w:spacing w:line="360" w:lineRule="auto"/>
+        <w:jc w:val="center"/>
+        <w:rPr>
+          <w:b/>
+          <w:bCs/>
+          <w:sz w:val="28"/>
+          <w:szCs w:val="28"/>
+        </w:rPr>
+      </w:pPr>
+      <w:r>
+        <w:rPr>
+          <w:b/>
+          <w:bCs/>
+          <w:sz w:val="28"/>
+          <w:szCs w:val="28"/>
+        </w:rPr>
+        <w:t>3. РАБОТА В СИСТЕМЕ КОНТРОЛЯ ВЕРСИЙ</w:t>
+      </w:r>
     </w:p>
     <w:p>
       <w:pPr>
@@ -4694,15 +4761,6 @@
           <w:szCs w:val="28"/>
         </w:rPr>
       </w:pPr>
-      <w:r>
-        <w:rPr>
-          <w:b/>
-          <w:bCs/>
-          <w:sz w:val="28"/>
-          <w:szCs w:val="28"/>
-        </w:rPr>
-        <w:t>3. РАБОТА В СИСТЕМЕ КОНТРОЛЯ ВЕРСИЙ</w:t>
-      </w:r>
     </w:p>
     <w:p>
       <w:pPr>
@@ -4787,12 +4845,14 @@
       </w:pPr>
       <w:r>
         <w:rPr>
-          <w:sz w:val="28"/>
-          <w:szCs w:val="28"/>
-        </w:rPr>
+          <w:noProof/>
+          <w:sz w:val="28"/>
+          <w:szCs w:val="28"/>
+        </w:rPr>
+        <w:lastRenderedPageBreak/>
         <w:drawing>
-          <wp:inline distT="0" distB="0" distL="0" distR="0" wp14:anchorId="7DE4C58F" wp14:editId="68D7F884">
-            <wp:extent cx="3568700" cy="1818381"/>
+          <wp:inline distT="0" distB="0" distL="0" distR="0" wp14:anchorId="7DE4C58F" wp14:editId="105194D2">
+            <wp:extent cx="3782079" cy="1927106"/>
             <wp:effectExtent l="19050" t="19050" r="0" b="0"/>
             <wp:docPr id="876551085" name="Рисунок 1"/>
             <wp:cNvGraphicFramePr>
@@ -4814,7 +4874,7 @@
                   <pic:spPr>
                     <a:xfrm>
                       <a:off x="0" y="0"/>
-                      <a:ext cx="3574828" cy="1821504"/>
+                      <a:ext cx="3801304" cy="1936902"/>
                     </a:xfrm>
                     <a:prstGeom prst="rect">
                       <a:avLst/>
@@ -4853,7 +4913,7 @@
           <w:sz w:val="28"/>
           <w:szCs w:val="28"/>
         </w:rPr>
-        <w:t>11</w:t>
+        <w:t>6</w:t>
       </w:r>
       <w:r>
         <w:rPr>
@@ -4967,6 +5027,31 @@
           <w:szCs w:val="28"/>
         </w:rPr>
         <w:t>База данных «AgroControlDB» реализована на MS SQL Server и содержит следующие основные таблицы:</w:t>
+      </w:r>
+    </w:p>
+    <w:p>
+      <w:pPr>
+        <w:spacing w:line="360" w:lineRule="auto"/>
+        <w:ind w:firstLine="709"/>
+        <w:jc w:val="right"/>
+        <w:rPr>
+          <w:sz w:val="28"/>
+          <w:szCs w:val="28"/>
+        </w:rPr>
+      </w:pPr>
+      <w:r>
+        <w:rPr>
+          <w:sz w:val="28"/>
+          <w:szCs w:val="28"/>
+        </w:rPr>
+        <w:t xml:space="preserve">Таблица </w:t>
+      </w:r>
+      <w:r>
+        <w:rPr>
+          <w:sz w:val="28"/>
+          <w:szCs w:val="28"/>
+        </w:rPr>
+        <w:t>5</w:t>
       </w:r>
     </w:p>
     <w:tbl>
@@ -5583,6 +5668,7 @@
                 <w:sz w:val="28"/>
                 <w:szCs w:val="28"/>
               </w:rPr>
+              <w:lastRenderedPageBreak/>
               <w:t>laboratory_tests</w:t>
             </w:r>
           </w:p>
@@ -5826,10 +5912,10 @@
       </w:pPr>
       <w:r>
         <w:rPr>
-          <w:sz w:val="28"/>
-          <w:szCs w:val="28"/>
-        </w:rPr>
-        <w:lastRenderedPageBreak/>
+          <w:noProof/>
+          <w:sz w:val="28"/>
+          <w:szCs w:val="28"/>
+        </w:rPr>
         <w:drawing>
           <wp:inline distT="0" distB="0" distL="0" distR="0" wp14:anchorId="6CC7A7A8" wp14:editId="49493B81">
             <wp:extent cx="2592859" cy="1504950"/>
@@ -5893,7 +5979,7 @@
           <w:sz w:val="28"/>
           <w:szCs w:val="28"/>
         </w:rPr>
-        <w:t>12</w:t>
+        <w:t>7</w:t>
       </w:r>
       <w:r>
         <w:rPr>
@@ -5983,6 +6069,7 @@
       </w:pPr>
       <w:r>
         <w:rPr>
+          <w:noProof/>
           <w:sz w:val="28"/>
           <w:szCs w:val="28"/>
         </w:rPr>
@@ -6042,14 +6129,14 @@
           <w:sz w:val="28"/>
           <w:szCs w:val="28"/>
         </w:rPr>
-        <w:t>Рисунок 1</w:t>
-      </w:r>
-      <w:r>
-        <w:rPr>
-          <w:sz w:val="28"/>
-          <w:szCs w:val="28"/>
-        </w:rPr>
-        <w:t>4</w:t>
+        <w:t xml:space="preserve">Рисунок </w:t>
+      </w:r>
+      <w:r>
+        <w:rPr>
+          <w:sz w:val="28"/>
+          <w:szCs w:val="28"/>
+        </w:rPr>
+        <w:t>8</w:t>
       </w:r>
       <w:r>
         <w:rPr>
@@ -6080,9 +6167,11 @@
       </w:pPr>
       <w:r>
         <w:rPr>
-          <w:sz w:val="28"/>
-          <w:szCs w:val="28"/>
-        </w:rPr>
+          <w:noProof/>
+          <w:sz w:val="28"/>
+          <w:szCs w:val="28"/>
+        </w:rPr>
+        <w:lastRenderedPageBreak/>
         <w:drawing>
           <wp:inline distT="0" distB="0" distL="0" distR="0" wp14:anchorId="54DD2682" wp14:editId="343F7019">
             <wp:extent cx="3759200" cy="2017395"/>
@@ -6132,28 +6221,69 @@
         <w:rPr>
           <w:sz w:val="28"/>
           <w:szCs w:val="28"/>
-        </w:rPr>
-      </w:pPr>
-      <w:r>
-        <w:rPr>
-          <w:sz w:val="28"/>
-          <w:szCs w:val="28"/>
-        </w:rPr>
-        <w:t xml:space="preserve">Рисунок </w:t>
-      </w:r>
-      <w:r>
-        <w:rPr>
-          <w:sz w:val="28"/>
-          <w:szCs w:val="28"/>
-        </w:rPr>
-        <w:t>15</w:t>
-      </w:r>
-      <w:r>
-        <w:rPr>
-          <w:sz w:val="28"/>
-          <w:szCs w:val="28"/>
-        </w:rPr>
-        <w:t xml:space="preserve"> – Таблица «production_batches» (21 запись)</w:t>
+          <w:lang w:val="en-US"/>
+        </w:rPr>
+      </w:pPr>
+      <w:r>
+        <w:rPr>
+          <w:sz w:val="28"/>
+          <w:szCs w:val="28"/>
+        </w:rPr>
+        <w:t>Рисунок</w:t>
+      </w:r>
+      <w:r>
+        <w:rPr>
+          <w:sz w:val="28"/>
+          <w:szCs w:val="28"/>
+          <w:lang w:val="en-US"/>
+        </w:rPr>
+        <w:t xml:space="preserve"> </w:t>
+      </w:r>
+      <w:r>
+        <w:rPr>
+          <w:sz w:val="28"/>
+          <w:szCs w:val="28"/>
+          <w:lang w:val="en-US"/>
+        </w:rPr>
+        <w:t>9</w:t>
+      </w:r>
+      <w:r>
+        <w:rPr>
+          <w:sz w:val="28"/>
+          <w:szCs w:val="28"/>
+          <w:lang w:val="en-US"/>
+        </w:rPr>
+        <w:t xml:space="preserve"> – </w:t>
+      </w:r>
+      <w:r>
+        <w:rPr>
+          <w:sz w:val="28"/>
+          <w:szCs w:val="28"/>
+        </w:rPr>
+        <w:t>Таблица</w:t>
+      </w:r>
+      <w:r>
+        <w:rPr>
+          <w:sz w:val="28"/>
+          <w:szCs w:val="28"/>
+          <w:lang w:val="en-US"/>
+        </w:rPr>
+        <w:t xml:space="preserve"> «production_batches» (21 </w:t>
+      </w:r>
+      <w:r>
+        <w:rPr>
+          <w:sz w:val="28"/>
+          <w:szCs w:val="28"/>
+        </w:rPr>
+        <w:t>запись</w:t>
+      </w:r>
+      <w:r>
+        <w:rPr>
+          <w:sz w:val="28"/>
+          <w:szCs w:val="28"/>
+          <w:lang w:val="en-US"/>
+        </w:rPr>
+        <w:t>)</w:t>
       </w:r>
     </w:p>
     <w:p>
@@ -6164,6 +6294,7 @@
         <w:rPr>
           <w:sz w:val="28"/>
           <w:szCs w:val="28"/>
+          <w:lang w:val="en-US"/>
         </w:rPr>
       </w:pPr>
     </w:p>
@@ -6177,16 +6308,27 @@
           <w:bCs/>
           <w:sz w:val="28"/>
           <w:szCs w:val="28"/>
-        </w:rPr>
-      </w:pPr>
-      <w:r>
-        <w:rPr>
-          <w:b/>
-          <w:bCs/>
-          <w:sz w:val="28"/>
-          <w:szCs w:val="28"/>
-        </w:rPr>
-        <w:t>4.2. API-сервер</w:t>
+          <w:lang w:val="en-US"/>
+        </w:rPr>
+      </w:pPr>
+      <w:r>
+        <w:rPr>
+          <w:b/>
+          <w:bCs/>
+          <w:sz w:val="28"/>
+          <w:szCs w:val="28"/>
+          <w:lang w:val="en-US"/>
+        </w:rPr>
+        <w:t>4.2. API-</w:t>
+      </w:r>
+      <w:r>
+        <w:rPr>
+          <w:b/>
+          <w:bCs/>
+          <w:sz w:val="28"/>
+          <w:szCs w:val="28"/>
+        </w:rPr>
+        <w:t>сервер</w:t>
       </w:r>
     </w:p>
     <w:p>
@@ -6199,16 +6341,37 @@
           <w:bCs/>
           <w:sz w:val="28"/>
           <w:szCs w:val="28"/>
-        </w:rPr>
-      </w:pPr>
-      <w:r>
-        <w:rPr>
-          <w:b/>
-          <w:bCs/>
-          <w:sz w:val="28"/>
-          <w:szCs w:val="28"/>
-        </w:rPr>
-        <w:t>4.2.1. Архитектура API</w:t>
+          <w:lang w:val="en-US"/>
+        </w:rPr>
+      </w:pPr>
+      <w:r>
+        <w:rPr>
+          <w:b/>
+          <w:bCs/>
+          <w:sz w:val="28"/>
+          <w:szCs w:val="28"/>
+          <w:lang w:val="en-US"/>
+        </w:rPr>
+        <w:t xml:space="preserve">4.2.1. </w:t>
+      </w:r>
+      <w:r>
+        <w:rPr>
+          <w:b/>
+          <w:bCs/>
+          <w:sz w:val="28"/>
+          <w:szCs w:val="28"/>
+        </w:rPr>
+        <w:t>Архитектура</w:t>
+      </w:r>
+      <w:r>
+        <w:rPr>
+          <w:b/>
+          <w:bCs/>
+          <w:sz w:val="28"/>
+          <w:szCs w:val="28"/>
+          <w:lang w:val="en-US"/>
+        </w:rPr>
+        <w:t xml:space="preserve"> API</w:t>
       </w:r>
     </w:p>
     <w:p>
@@ -6226,9 +6389,54 @@
         <w:rPr>
           <w:sz w:val="28"/>
           <w:szCs w:val="28"/>
-        </w:rPr>
-        <w:lastRenderedPageBreak/>
-        <w:t>API-сервер построен на </w:t>
+          <w:lang w:val="en-US"/>
+        </w:rPr>
+        <w:t>API-</w:t>
+      </w:r>
+      <w:r>
+        <w:rPr>
+          <w:sz w:val="28"/>
+          <w:szCs w:val="28"/>
+        </w:rPr>
+        <w:t>сервер</w:t>
+      </w:r>
+      <w:r>
+        <w:rPr>
+          <w:sz w:val="28"/>
+          <w:szCs w:val="28"/>
+          <w:lang w:val="en-US"/>
+        </w:rPr>
+        <w:t xml:space="preserve"> </w:t>
+      </w:r>
+      <w:r>
+        <w:rPr>
+          <w:sz w:val="28"/>
+          <w:szCs w:val="28"/>
+        </w:rPr>
+        <w:t>построен</w:t>
+      </w:r>
+      <w:r>
+        <w:rPr>
+          <w:sz w:val="28"/>
+          <w:szCs w:val="28"/>
+          <w:lang w:val="en-US"/>
+        </w:rPr>
+        <w:t xml:space="preserve"> </w:t>
+      </w:r>
+      <w:r>
+        <w:rPr>
+          <w:sz w:val="28"/>
+          <w:szCs w:val="28"/>
+        </w:rPr>
+        <w:t>на</w:t>
+      </w:r>
+      <w:r>
+        <w:rPr>
+          <w:sz w:val="28"/>
+          <w:szCs w:val="28"/>
+          <w:lang w:val="en-US"/>
+        </w:rPr>
+        <w:t> </w:t>
       </w:r>
       <w:hyperlink r:id="rId17" w:tgtFrame="_blank" w:history="1">
         <w:r>
@@ -6236,6 +6444,7 @@
             <w:rStyle w:val="a9"/>
             <w:sz w:val="28"/>
             <w:szCs w:val="28"/>
+            <w:lang w:val="en-US"/>
           </w:rPr>
           <w:t>ASP.NET</w:t>
         </w:r>
@@ -6244,8 +6453,39 @@
         <w:rPr>
           <w:sz w:val="28"/>
           <w:szCs w:val="28"/>
-        </w:rPr>
-        <w:t> Core 8.0 с использованием Entity Framework Core.</w:t>
+          <w:lang w:val="en-US"/>
+        </w:rPr>
+        <w:t xml:space="preserve"> Core 8.0 </w:t>
+      </w:r>
+      <w:r>
+        <w:rPr>
+          <w:sz w:val="28"/>
+          <w:szCs w:val="28"/>
+        </w:rPr>
+        <w:t>с</w:t>
+      </w:r>
+      <w:r>
+        <w:rPr>
+          <w:sz w:val="28"/>
+          <w:szCs w:val="28"/>
+          <w:lang w:val="en-US"/>
+        </w:rPr>
+        <w:t xml:space="preserve"> </w:t>
+      </w:r>
+      <w:r>
+        <w:rPr>
+          <w:sz w:val="28"/>
+          <w:szCs w:val="28"/>
+        </w:rPr>
+        <w:t>использованием</w:t>
+      </w:r>
+      <w:r>
+        <w:rPr>
+          <w:sz w:val="28"/>
+          <w:szCs w:val="28"/>
+          <w:lang w:val="en-US"/>
+        </w:rPr>
+        <w:t xml:space="preserve"> Entity Framework Core.</w:t>
       </w:r>
     </w:p>
     <w:p>
@@ -6268,6 +6508,31 @@
           <w:szCs w:val="28"/>
         </w:rPr>
         <w:t>4.2.2. Основные контроллеры</w:t>
+      </w:r>
+    </w:p>
+    <w:p>
+      <w:pPr>
+        <w:spacing w:line="360" w:lineRule="auto"/>
+        <w:ind w:firstLine="709"/>
+        <w:jc w:val="right"/>
+        <w:rPr>
+          <w:sz w:val="28"/>
+          <w:szCs w:val="28"/>
+        </w:rPr>
+      </w:pPr>
+      <w:r>
+        <w:rPr>
+          <w:sz w:val="28"/>
+          <w:szCs w:val="28"/>
+        </w:rPr>
+        <w:t xml:space="preserve">Таблица </w:t>
+      </w:r>
+      <w:r>
+        <w:rPr>
+          <w:sz w:val="28"/>
+          <w:szCs w:val="28"/>
+        </w:rPr>
+        <w:t>6</w:t>
       </w:r>
     </w:p>
     <w:tbl>
@@ -6765,7 +7030,6 @@
         <w:rPr>
           <w:sz w:val="28"/>
           <w:szCs w:val="28"/>
-          <w:lang w:val="en-US"/>
         </w:rPr>
       </w:pPr>
       <w:r>
@@ -6789,10 +7053,12 @@
       </w:pPr>
       <w:r>
         <w:rPr>
+          <w:noProof/>
           <w:sz w:val="28"/>
           <w:szCs w:val="28"/>
           <w:lang w:val="en-US"/>
         </w:rPr>
+        <w:lastRenderedPageBreak/>
         <w:drawing>
           <wp:inline distT="0" distB="0" distL="0" distR="0" wp14:anchorId="007EE5C2" wp14:editId="2E533256">
             <wp:extent cx="3201125" cy="2095500"/>
@@ -6843,7 +7109,6 @@
         <w:rPr>
           <w:sz w:val="28"/>
           <w:szCs w:val="28"/>
-          <w:lang w:val="en-US"/>
         </w:rPr>
       </w:pPr>
       <w:r>
@@ -6858,7 +7123,14 @@
           <w:sz w:val="28"/>
           <w:szCs w:val="28"/>
         </w:rPr>
-        <w:t>17</w:t>
+        <w:t>1</w:t>
+      </w:r>
+      <w:r>
+        <w:rPr>
+          <w:sz w:val="28"/>
+          <w:szCs w:val="28"/>
+        </w:rPr>
+        <w:t>0</w:t>
       </w:r>
       <w:r>
         <w:rPr>
@@ -6960,7 +7232,6 @@
           <w:sz w:val="28"/>
           <w:szCs w:val="28"/>
         </w:rPr>
-        <w:lastRenderedPageBreak/>
         <w:t>4.3.2. Основные разделы</w:t>
       </w:r>
     </w:p>
@@ -6970,7 +7241,11 @@
           <w:ilvl w:val="0"/>
           <w:numId w:val="7"/>
         </w:numPr>
-        <w:spacing w:line="360" w:lineRule="auto"/>
+        <w:tabs>
+          <w:tab w:val="clear" w:pos="720"/>
+        </w:tabs>
+        <w:spacing w:line="360" w:lineRule="auto"/>
+        <w:ind w:left="0" w:firstLine="709"/>
         <w:jc w:val="both"/>
         <w:rPr>
           <w:sz w:val="28"/>
@@ -6991,7 +7266,11 @@
           <w:ilvl w:val="0"/>
           <w:numId w:val="7"/>
         </w:numPr>
-        <w:spacing w:line="360" w:lineRule="auto"/>
+        <w:tabs>
+          <w:tab w:val="clear" w:pos="720"/>
+        </w:tabs>
+        <w:spacing w:line="360" w:lineRule="auto"/>
+        <w:ind w:left="0" w:firstLine="709"/>
         <w:jc w:val="both"/>
         <w:rPr>
           <w:sz w:val="28"/>
@@ -7012,7 +7291,11 @@
           <w:ilvl w:val="0"/>
           <w:numId w:val="7"/>
         </w:numPr>
-        <w:spacing w:line="360" w:lineRule="auto"/>
+        <w:tabs>
+          <w:tab w:val="clear" w:pos="720"/>
+        </w:tabs>
+        <w:spacing w:line="360" w:lineRule="auto"/>
+        <w:ind w:left="0" w:firstLine="709"/>
         <w:jc w:val="both"/>
         <w:rPr>
           <w:sz w:val="28"/>
@@ -7033,7 +7316,11 @@
           <w:ilvl w:val="0"/>
           <w:numId w:val="7"/>
         </w:numPr>
-        <w:spacing w:line="360" w:lineRule="auto"/>
+        <w:tabs>
+          <w:tab w:val="clear" w:pos="720"/>
+        </w:tabs>
+        <w:spacing w:line="360" w:lineRule="auto"/>
+        <w:ind w:left="0" w:firstLine="709"/>
         <w:jc w:val="both"/>
         <w:rPr>
           <w:sz w:val="28"/>
@@ -7054,7 +7341,11 @@
           <w:ilvl w:val="0"/>
           <w:numId w:val="7"/>
         </w:numPr>
-        <w:spacing w:line="360" w:lineRule="auto"/>
+        <w:tabs>
+          <w:tab w:val="clear" w:pos="720"/>
+        </w:tabs>
+        <w:spacing w:line="360" w:lineRule="auto"/>
+        <w:ind w:left="0" w:firstLine="709"/>
         <w:jc w:val="both"/>
         <w:rPr>
           <w:sz w:val="28"/>
@@ -7075,7 +7366,11 @@
           <w:ilvl w:val="0"/>
           <w:numId w:val="7"/>
         </w:numPr>
-        <w:spacing w:line="360" w:lineRule="auto"/>
+        <w:tabs>
+          <w:tab w:val="clear" w:pos="720"/>
+        </w:tabs>
+        <w:spacing w:line="360" w:lineRule="auto"/>
+        <w:ind w:left="0" w:firstLine="709"/>
         <w:jc w:val="both"/>
         <w:rPr>
           <w:sz w:val="28"/>
@@ -7096,7 +7391,11 @@
           <w:ilvl w:val="0"/>
           <w:numId w:val="7"/>
         </w:numPr>
-        <w:spacing w:line="360" w:lineRule="auto"/>
+        <w:tabs>
+          <w:tab w:val="clear" w:pos="720"/>
+        </w:tabs>
+        <w:spacing w:line="360" w:lineRule="auto"/>
+        <w:ind w:left="0" w:firstLine="709"/>
         <w:jc w:val="both"/>
         <w:rPr>
           <w:sz w:val="28"/>
@@ -7117,7 +7416,11 @@
           <w:ilvl w:val="0"/>
           <w:numId w:val="7"/>
         </w:numPr>
-        <w:spacing w:line="360" w:lineRule="auto"/>
+        <w:tabs>
+          <w:tab w:val="clear" w:pos="720"/>
+        </w:tabs>
+        <w:spacing w:line="360" w:lineRule="auto"/>
+        <w:ind w:left="0" w:firstLine="709"/>
         <w:jc w:val="both"/>
         <w:rPr>
           <w:sz w:val="28"/>
@@ -7138,7 +7441,11 @@
           <w:ilvl w:val="0"/>
           <w:numId w:val="7"/>
         </w:numPr>
-        <w:spacing w:line="360" w:lineRule="auto"/>
+        <w:tabs>
+          <w:tab w:val="clear" w:pos="720"/>
+        </w:tabs>
+        <w:spacing w:line="360" w:lineRule="auto"/>
+        <w:ind w:left="0" w:firstLine="709"/>
         <w:jc w:val="both"/>
         <w:rPr>
           <w:sz w:val="28"/>
@@ -7223,6 +7530,7 @@
           <w:numId w:val="8"/>
         </w:numPr>
         <w:spacing w:line="360" w:lineRule="auto"/>
+        <w:ind w:left="0" w:firstLine="709"/>
         <w:jc w:val="both"/>
         <w:rPr>
           <w:sz w:val="28"/>
@@ -7244,6 +7552,7 @@
           <w:numId w:val="8"/>
         </w:numPr>
         <w:spacing w:line="360" w:lineRule="auto"/>
+        <w:ind w:left="0" w:firstLine="709"/>
         <w:jc w:val="both"/>
         <w:rPr>
           <w:sz w:val="28"/>
@@ -7265,6 +7574,7 @@
           <w:numId w:val="8"/>
         </w:numPr>
         <w:spacing w:line="360" w:lineRule="auto"/>
+        <w:ind w:left="0" w:firstLine="709"/>
         <w:jc w:val="both"/>
         <w:rPr>
           <w:sz w:val="28"/>
@@ -7286,6 +7596,7 @@
           <w:numId w:val="8"/>
         </w:numPr>
         <w:spacing w:line="360" w:lineRule="auto"/>
+        <w:ind w:left="0" w:firstLine="709"/>
         <w:jc w:val="both"/>
         <w:rPr>
           <w:sz w:val="28"/>
@@ -7297,6 +7608,7 @@
           <w:sz w:val="28"/>
           <w:szCs w:val="28"/>
         </w:rPr>
+        <w:lastRenderedPageBreak/>
         <w:t>История испытаний</w:t>
       </w:r>
     </w:p>
@@ -7357,6 +7669,7 @@
         <w:rPr>
           <w:b/>
           <w:bCs/>
+          <w:noProof/>
           <w:sz w:val="28"/>
           <w:szCs w:val="28"/>
         </w:rPr>
@@ -7423,7 +7736,7 @@
           <w:sz w:val="28"/>
           <w:szCs w:val="28"/>
         </w:rPr>
-        <w:t>25</w:t>
+        <w:t>11</w:t>
       </w:r>
       <w:r>
         <w:rPr>
@@ -7454,10 +7767,10 @@
       </w:pPr>
       <w:r>
         <w:rPr>
-          <w:sz w:val="28"/>
-          <w:szCs w:val="28"/>
-        </w:rPr>
-        <w:lastRenderedPageBreak/>
+          <w:noProof/>
+          <w:sz w:val="28"/>
+          <w:szCs w:val="28"/>
+        </w:rPr>
         <w:drawing>
           <wp:inline distT="0" distB="0" distL="0" distR="0" wp14:anchorId="33BC3EB2" wp14:editId="2C04AB62">
             <wp:extent cx="3282950" cy="2904385"/>
@@ -7521,7 +7834,7 @@
           <w:sz w:val="28"/>
           <w:szCs w:val="28"/>
         </w:rPr>
-        <w:t>26</w:t>
+        <w:t>12</w:t>
       </w:r>
       <w:r>
         <w:rPr>
@@ -7552,9 +7865,11 @@
       </w:pPr>
       <w:r>
         <w:rPr>
-          <w:sz w:val="28"/>
-          <w:szCs w:val="28"/>
-        </w:rPr>
+          <w:noProof/>
+          <w:sz w:val="28"/>
+          <w:szCs w:val="28"/>
+        </w:rPr>
+        <w:lastRenderedPageBreak/>
         <w:drawing>
           <wp:inline distT="0" distB="0" distL="0" distR="0" wp14:anchorId="68B3E261" wp14:editId="3FD668D0">
             <wp:extent cx="2914650" cy="2464166"/>
@@ -7618,7 +7933,7 @@
           <w:sz w:val="28"/>
           <w:szCs w:val="28"/>
         </w:rPr>
-        <w:t>27</w:t>
+        <w:t>13</w:t>
       </w:r>
       <w:r>
         <w:rPr>
@@ -7649,6 +7964,7 @@
       </w:pPr>
       <w:r>
         <w:rPr>
+          <w:noProof/>
           <w:sz w:val="28"/>
           <w:szCs w:val="28"/>
         </w:rPr>
@@ -7708,7 +8024,6 @@
           <w:sz w:val="28"/>
           <w:szCs w:val="28"/>
         </w:rPr>
-        <w:lastRenderedPageBreak/>
         <w:t xml:space="preserve">Рисунок </w:t>
       </w:r>
       <w:r>
@@ -7716,7 +8031,7 @@
           <w:sz w:val="28"/>
           <w:szCs w:val="28"/>
         </w:rPr>
-        <w:t>28</w:t>
+        <w:t>14</w:t>
       </w:r>
       <w:r>
         <w:rPr>
@@ -7805,7 +8120,11 @@
           <w:ilvl w:val="0"/>
           <w:numId w:val="9"/>
         </w:numPr>
-        <w:spacing w:line="360" w:lineRule="auto"/>
+        <w:tabs>
+          <w:tab w:val="clear" w:pos="720"/>
+        </w:tabs>
+        <w:spacing w:line="360" w:lineRule="auto"/>
+        <w:ind w:left="0" w:firstLine="709"/>
         <w:jc w:val="both"/>
         <w:rPr>
           <w:sz w:val="28"/>
@@ -7826,7 +8145,11 @@
           <w:ilvl w:val="0"/>
           <w:numId w:val="9"/>
         </w:numPr>
-        <w:spacing w:line="360" w:lineRule="auto"/>
+        <w:tabs>
+          <w:tab w:val="clear" w:pos="720"/>
+        </w:tabs>
+        <w:spacing w:line="360" w:lineRule="auto"/>
+        <w:ind w:left="0" w:firstLine="709"/>
         <w:jc w:val="both"/>
         <w:rPr>
           <w:sz w:val="28"/>
@@ -7847,7 +8170,11 @@
           <w:ilvl w:val="0"/>
           <w:numId w:val="9"/>
         </w:numPr>
-        <w:spacing w:line="360" w:lineRule="auto"/>
+        <w:tabs>
+          <w:tab w:val="clear" w:pos="720"/>
+        </w:tabs>
+        <w:spacing w:line="360" w:lineRule="auto"/>
+        <w:ind w:left="0" w:firstLine="709"/>
         <w:jc w:val="both"/>
         <w:rPr>
           <w:sz w:val="28"/>
@@ -7868,7 +8195,11 @@
           <w:ilvl w:val="0"/>
           <w:numId w:val="9"/>
         </w:numPr>
-        <w:spacing w:line="360" w:lineRule="auto"/>
+        <w:tabs>
+          <w:tab w:val="clear" w:pos="720"/>
+        </w:tabs>
+        <w:spacing w:line="360" w:lineRule="auto"/>
+        <w:ind w:left="0" w:firstLine="709"/>
         <w:jc w:val="both"/>
         <w:rPr>
           <w:sz w:val="28"/>
@@ -7936,9 +8267,11 @@
       </w:pPr>
       <w:r>
         <w:rPr>
-          <w:sz w:val="28"/>
-          <w:szCs w:val="28"/>
-        </w:rPr>
+          <w:noProof/>
+          <w:sz w:val="28"/>
+          <w:szCs w:val="28"/>
+        </w:rPr>
+        <w:lastRenderedPageBreak/>
         <w:drawing>
           <wp:inline distT="0" distB="0" distL="0" distR="0" wp14:anchorId="77692F0B" wp14:editId="193EAB57">
             <wp:extent cx="3009900" cy="1914577"/>
@@ -7995,14 +8328,14 @@
           <w:sz w:val="28"/>
           <w:szCs w:val="28"/>
         </w:rPr>
-        <w:t>Рисунок 3</w:t>
-      </w:r>
-      <w:r>
-        <w:rPr>
-          <w:sz w:val="28"/>
-          <w:szCs w:val="28"/>
-        </w:rPr>
-        <w:t>0</w:t>
+        <w:t xml:space="preserve">Рисунок </w:t>
+      </w:r>
+      <w:r>
+        <w:rPr>
+          <w:sz w:val="28"/>
+          <w:szCs w:val="28"/>
+        </w:rPr>
+        <w:t>15</w:t>
       </w:r>
       <w:r>
         <w:rPr>
@@ -8033,6 +8366,7 @@
       </w:pPr>
       <w:r>
         <w:rPr>
+          <w:noProof/>
           <w:sz w:val="28"/>
           <w:szCs w:val="28"/>
         </w:rPr>
@@ -8102,14 +8436,14 @@
           <w:sz w:val="28"/>
           <w:szCs w:val="28"/>
         </w:rPr>
-        <w:t>Рисунок 3</w:t>
-      </w:r>
-      <w:r>
-        <w:rPr>
-          <w:sz w:val="28"/>
-          <w:szCs w:val="28"/>
-        </w:rPr>
-        <w:t>1</w:t>
+        <w:t xml:space="preserve">Рисунок </w:t>
+      </w:r>
+      <w:r>
+        <w:rPr>
+          <w:sz w:val="28"/>
+          <w:szCs w:val="28"/>
+        </w:rPr>
+        <w:t>16</w:t>
       </w:r>
       <w:r>
         <w:rPr>
@@ -8140,10 +8474,10 @@
       </w:pPr>
       <w:r>
         <w:rPr>
-          <w:sz w:val="28"/>
-          <w:szCs w:val="28"/>
-        </w:rPr>
-        <w:lastRenderedPageBreak/>
+          <w:noProof/>
+          <w:sz w:val="28"/>
+          <w:szCs w:val="28"/>
+        </w:rPr>
         <w:drawing>
           <wp:inline distT="0" distB="0" distL="0" distR="0" wp14:anchorId="1883DABF" wp14:editId="156B8BD5">
             <wp:extent cx="2051050" cy="1752132"/>
@@ -8200,14 +8534,14 @@
           <w:sz w:val="28"/>
           <w:szCs w:val="28"/>
         </w:rPr>
-        <w:t>Рисунок 3</w:t>
-      </w:r>
-      <w:r>
-        <w:rPr>
-          <w:sz w:val="28"/>
-          <w:szCs w:val="28"/>
-        </w:rPr>
-        <w:t>2</w:t>
+        <w:t xml:space="preserve">Рисунок </w:t>
+      </w:r>
+      <w:r>
+        <w:rPr>
+          <w:sz w:val="28"/>
+          <w:szCs w:val="28"/>
+        </w:rPr>
+        <w:t>17</w:t>
       </w:r>
       <w:r>
         <w:rPr>
@@ -8261,6 +8595,16 @@
           <w:szCs w:val="28"/>
         </w:rPr>
       </w:pPr>
+      <w:r>
+        <w:rPr>
+          <w:b/>
+          <w:bCs/>
+          <w:sz w:val="28"/>
+          <w:szCs w:val="28"/>
+        </w:rPr>
+        <w:lastRenderedPageBreak/>
+        <w:t>5.1. Ручное тестирование</w:t>
+      </w:r>
     </w:p>
     <w:p>
       <w:pPr>
@@ -8268,28 +8612,6 @@
         <w:ind w:firstLine="709"/>
         <w:jc w:val="both"/>
         <w:rPr>
-          <w:b/>
-          <w:bCs/>
-          <w:sz w:val="28"/>
-          <w:szCs w:val="28"/>
-        </w:rPr>
-      </w:pPr>
-      <w:r>
-        <w:rPr>
-          <w:b/>
-          <w:bCs/>
-          <w:sz w:val="28"/>
-          <w:szCs w:val="28"/>
-        </w:rPr>
-        <w:t>5.1. Ручное тестирование</w:t>
-      </w:r>
-    </w:p>
-    <w:p>
-      <w:pPr>
-        <w:spacing w:line="360" w:lineRule="auto"/>
-        <w:ind w:firstLine="709"/>
-        <w:jc w:val="both"/>
-        <w:rPr>
           <w:sz w:val="28"/>
           <w:szCs w:val="28"/>
         </w:rPr>
@@ -8317,7 +8639,14 @@
           <w:sz w:val="28"/>
           <w:szCs w:val="28"/>
         </w:rPr>
-        <w:t>Таблица 1</w:t>
+        <w:t xml:space="preserve">Таблица </w:t>
+      </w:r>
+      <w:r>
+        <w:rPr>
+          <w:sz w:val="28"/>
+          <w:szCs w:val="28"/>
+        </w:rPr>
+        <w:t>7</w:t>
       </w:r>
     </w:p>
     <w:tbl>
@@ -8901,14 +9230,14 @@
       </w:pPr>
       <w:r>
         <w:rPr>
-          <w:sz w:val="28"/>
-          <w:szCs w:val="28"/>
-        </w:rPr>
-        <w:lastRenderedPageBreak/>
+          <w:noProof/>
+          <w:sz w:val="28"/>
+          <w:szCs w:val="28"/>
+        </w:rPr>
         <w:drawing>
-          <wp:inline distT="0" distB="0" distL="0" distR="0" wp14:anchorId="06EBF773" wp14:editId="1695334B">
-            <wp:extent cx="4244148" cy="2254250"/>
-            <wp:effectExtent l="19050" t="19050" r="4445" b="0"/>
+          <wp:inline distT="0" distB="0" distL="0" distR="0" wp14:anchorId="06EBF773" wp14:editId="511834E2">
+            <wp:extent cx="4151428" cy="2440539"/>
+            <wp:effectExtent l="19050" t="19050" r="1905" b="0"/>
             <wp:docPr id="960968599" name="Рисунок 1"/>
             <wp:cNvGraphicFramePr>
               <a:graphicFrameLocks xmlns:a="http://schemas.openxmlformats.org/drawingml/2006/main" noChangeAspect="1"/>
@@ -8929,7 +9258,7 @@
                   <pic:spPr>
                     <a:xfrm>
                       <a:off x="0" y="0"/>
-                      <a:ext cx="4256857" cy="2261000"/>
+                      <a:ext cx="4176049" cy="2455013"/>
                     </a:xfrm>
                     <a:prstGeom prst="rect">
                       <a:avLst/>
@@ -8961,14 +9290,14 @@
           <w:sz w:val="28"/>
           <w:szCs w:val="28"/>
         </w:rPr>
-        <w:t>Рисунок 3</w:t>
-      </w:r>
-      <w:r>
-        <w:rPr>
-          <w:sz w:val="28"/>
-          <w:szCs w:val="28"/>
-        </w:rPr>
-        <w:t>3</w:t>
+        <w:t xml:space="preserve">Рисунок </w:t>
+      </w:r>
+      <w:r>
+        <w:rPr>
+          <w:sz w:val="28"/>
+          <w:szCs w:val="28"/>
+        </w:rPr>
+        <w:t>18</w:t>
       </w:r>
       <w:r>
         <w:rPr>
@@ -9008,9 +9337,10 @@
         <w:rPr>
           <w:noProof/>
         </w:rPr>
+        <w:lastRenderedPageBreak/>
         <w:drawing>
-          <wp:inline distT="0" distB="0" distL="0" distR="0" wp14:anchorId="342D5E95" wp14:editId="74C3B40D">
-            <wp:extent cx="2622550" cy="2123017"/>
+          <wp:inline distT="0" distB="0" distL="0" distR="0" wp14:anchorId="342D5E95" wp14:editId="5E9E14A5">
+            <wp:extent cx="3206676" cy="2787208"/>
             <wp:effectExtent l="0" t="0" r="0" b="0"/>
             <wp:docPr id="598129473" name="Рисунок 3"/>
             <wp:cNvGraphicFramePr>
@@ -9041,7 +9371,7 @@
                   <pic:spPr bwMode="auto">
                     <a:xfrm>
                       <a:off x="0" y="0"/>
-                      <a:ext cx="2625435" cy="2125352"/>
+                      <a:ext cx="3221400" cy="2800006"/>
                     </a:xfrm>
                     <a:prstGeom prst="rect">
                       <a:avLst/>
@@ -9072,21 +9402,21 @@
           <w:sz w:val="28"/>
           <w:szCs w:val="28"/>
         </w:rPr>
-        <w:t>Рисунок 3</w:t>
-      </w:r>
-      <w:r>
-        <w:rPr>
-          <w:sz w:val="28"/>
-          <w:szCs w:val="28"/>
-        </w:rPr>
-        <w:t>4</w:t>
-      </w:r>
-      <w:r>
-        <w:rPr>
-          <w:sz w:val="28"/>
-          <w:szCs w:val="28"/>
-        </w:rPr>
-        <w:t xml:space="preserve"> – Результаты выполнения модульных тестов</w:t>
+        <w:t xml:space="preserve">Рисунок </w:t>
+      </w:r>
+      <w:r>
+        <w:rPr>
+          <w:sz w:val="28"/>
+          <w:szCs w:val="28"/>
+        </w:rPr>
+        <w:t xml:space="preserve">19 </w:t>
+      </w:r>
+      <w:r>
+        <w:rPr>
+          <w:sz w:val="28"/>
+          <w:szCs w:val="28"/>
+        </w:rPr>
+        <w:t>– Результаты выполнения модульных тестов</w:t>
       </w:r>
     </w:p>
     <w:p>
@@ -9169,13 +9499,14 @@
       </w:pPr>
       <w:r>
         <w:rPr>
+          <w:noProof/>
           <w:sz w:val="28"/>
           <w:szCs w:val="28"/>
         </w:rPr>
         <w:drawing>
-          <wp:inline distT="0" distB="0" distL="0" distR="0" wp14:anchorId="20B4A33A" wp14:editId="15DFA0BA">
-            <wp:extent cx="2012950" cy="1544955"/>
-            <wp:effectExtent l="19050" t="19050" r="6350" b="0"/>
+          <wp:inline distT="0" distB="0" distL="0" distR="0" wp14:anchorId="20B4A33A" wp14:editId="1273E347">
+            <wp:extent cx="2555460" cy="1961336"/>
+            <wp:effectExtent l="19050" t="19050" r="0" b="1270"/>
             <wp:docPr id="1677502628" name="Рисунок 1"/>
             <wp:cNvGraphicFramePr>
               <a:graphicFrameLocks xmlns:a="http://schemas.openxmlformats.org/drawingml/2006/main" noChangeAspect="1"/>
@@ -9196,7 +9527,7 @@
                   <pic:spPr>
                     <a:xfrm>
                       <a:off x="0" y="0"/>
-                      <a:ext cx="2018932" cy="1549546"/>
+                      <a:ext cx="2567697" cy="1970728"/>
                     </a:xfrm>
                     <a:prstGeom prst="rect">
                       <a:avLst/>
@@ -9235,7 +9566,7 @@
           <w:sz w:val="28"/>
           <w:szCs w:val="28"/>
         </w:rPr>
-        <w:t>35</w:t>
+        <w:t>20</w:t>
       </w:r>
       <w:r>
         <w:rPr>
@@ -9250,20 +9581,29 @@
         <w:spacing w:line="360" w:lineRule="auto"/>
         <w:jc w:val="center"/>
         <w:rPr>
-          <w:b/>
-          <w:bCs/>
-          <w:sz w:val="28"/>
-          <w:szCs w:val="28"/>
-        </w:rPr>
-      </w:pPr>
-      <w:r>
-        <w:rPr>
-          <w:b/>
-          <w:bCs/>
-          <w:sz w:val="28"/>
-          <w:szCs w:val="28"/>
-        </w:rPr>
-        <w:lastRenderedPageBreak/>
+          <w:sz w:val="28"/>
+          <w:szCs w:val="28"/>
+        </w:rPr>
+      </w:pPr>
+    </w:p>
+    <w:p>
+      <w:pPr>
+        <w:spacing w:line="360" w:lineRule="auto"/>
+        <w:jc w:val="center"/>
+        <w:rPr>
+          <w:b/>
+          <w:bCs/>
+          <w:sz w:val="28"/>
+          <w:szCs w:val="28"/>
+        </w:rPr>
+      </w:pPr>
+      <w:r>
+        <w:rPr>
+          <w:b/>
+          <w:bCs/>
+          <w:sz w:val="28"/>
+          <w:szCs w:val="28"/>
+        </w:rPr>
         <w:t>6. ОТЛАДКА ПРОГРАММНЫХ МОДУЛЕЙ</w:t>
       </w:r>
     </w:p>
@@ -9335,7 +9675,15 @@
           <w:sz w:val="28"/>
           <w:szCs w:val="28"/>
         </w:rPr>
-        <w:t>Таблица 2</w:t>
+        <w:lastRenderedPageBreak/>
+        <w:t xml:space="preserve">Таблица </w:t>
+      </w:r>
+      <w:r>
+        <w:rPr>
+          <w:sz w:val="28"/>
+          <w:szCs w:val="28"/>
+        </w:rPr>
+        <w:t>8</w:t>
       </w:r>
     </w:p>
     <w:tbl>
@@ -10118,100 +10466,6 @@
           </w:p>
         </w:tc>
       </w:tr>
-      <w:tr>
-        <w:tc>
-          <w:tcPr>
-            <w:tcW w:w="0" w:type="auto"/>
-            <w:hideMark/>
-          </w:tcPr>
-          <w:p>
-            <w:pPr>
-              <w:spacing w:line="360" w:lineRule="auto"/>
-              <w:jc w:val="both"/>
-              <w:rPr>
-                <w:sz w:val="28"/>
-                <w:szCs w:val="28"/>
-              </w:rPr>
-            </w:pPr>
-            <w:r>
-              <w:rPr>
-                <w:sz w:val="28"/>
-                <w:szCs w:val="28"/>
-              </w:rPr>
-              <w:t>8</w:t>
-            </w:r>
-          </w:p>
-        </w:tc>
-        <w:tc>
-          <w:tcPr>
-            <w:tcW w:w="0" w:type="auto"/>
-            <w:hideMark/>
-          </w:tcPr>
-          <w:p>
-            <w:pPr>
-              <w:spacing w:line="360" w:lineRule="auto"/>
-              <w:jc w:val="both"/>
-              <w:rPr>
-                <w:sz w:val="28"/>
-                <w:szCs w:val="28"/>
-              </w:rPr>
-            </w:pPr>
-            <w:r>
-              <w:rPr>
-                <w:sz w:val="28"/>
-                <w:szCs w:val="28"/>
-              </w:rPr>
-              <w:t>API</w:t>
-            </w:r>
-          </w:p>
-        </w:tc>
-        <w:tc>
-          <w:tcPr>
-            <w:tcW w:w="0" w:type="auto"/>
-            <w:hideMark/>
-          </w:tcPr>
-          <w:p>
-            <w:pPr>
-              <w:spacing w:line="360" w:lineRule="auto"/>
-              <w:jc w:val="both"/>
-              <w:rPr>
-                <w:sz w:val="28"/>
-                <w:szCs w:val="28"/>
-              </w:rPr>
-            </w:pPr>
-            <w:r>
-              <w:rPr>
-                <w:sz w:val="28"/>
-                <w:szCs w:val="28"/>
-              </w:rPr>
-              <w:t>ProductName не подставляется</w:t>
-            </w:r>
-          </w:p>
-        </w:tc>
-        <w:tc>
-          <w:tcPr>
-            <w:tcW w:w="0" w:type="auto"/>
-            <w:hideMark/>
-          </w:tcPr>
-          <w:p>
-            <w:pPr>
-              <w:spacing w:line="360" w:lineRule="auto"/>
-              <w:jc w:val="both"/>
-              <w:rPr>
-                <w:sz w:val="28"/>
-                <w:szCs w:val="28"/>
-              </w:rPr>
-            </w:pPr>
-            <w:r>
-              <w:rPr>
-                <w:sz w:val="28"/>
-                <w:szCs w:val="28"/>
-              </w:rPr>
-              <w:t>Добавлены JOIN в запросе</w:t>
-            </w:r>
-          </w:p>
-        </w:tc>
-      </w:tr>
     </w:tbl>
     <w:p>
       <w:pPr>
@@ -10253,6 +10507,9 @@
           <w:ilvl w:val="0"/>
           <w:numId w:val="10"/>
         </w:numPr>
+        <w:tabs>
+          <w:tab w:val="clear" w:pos="720"/>
+        </w:tabs>
         <w:spacing w:line="360" w:lineRule="auto"/>
         <w:ind w:left="0" w:firstLine="709"/>
         <w:jc w:val="both"/>
@@ -10268,7 +10525,6 @@
           <w:sz w:val="28"/>
           <w:szCs w:val="28"/>
         </w:rPr>
-        <w:lastRenderedPageBreak/>
         <w:t>Visual Studio 2022</w:t>
       </w:r>
       <w:r>
@@ -10285,6 +10541,9 @@
           <w:ilvl w:val="0"/>
           <w:numId w:val="10"/>
         </w:numPr>
+        <w:tabs>
+          <w:tab w:val="clear" w:pos="720"/>
+        </w:tabs>
         <w:spacing w:line="360" w:lineRule="auto"/>
         <w:ind w:left="0" w:firstLine="709"/>
         <w:jc w:val="both"/>
@@ -10316,6 +10575,9 @@
           <w:ilvl w:val="0"/>
           <w:numId w:val="10"/>
         </w:numPr>
+        <w:tabs>
+          <w:tab w:val="clear" w:pos="720"/>
+        </w:tabs>
         <w:spacing w:line="360" w:lineRule="auto"/>
         <w:ind w:left="0" w:firstLine="709"/>
         <w:jc w:val="both"/>
@@ -10384,42 +10646,12 @@
     <w:p>
       <w:pPr>
         <w:spacing w:line="360" w:lineRule="auto"/>
-        <w:ind w:firstLine="709"/>
         <w:jc w:val="both"/>
         <w:rPr>
           <w:sz w:val="28"/>
           <w:szCs w:val="28"/>
         </w:rPr>
       </w:pPr>
-    </w:p>
-    <w:p>
-      <w:pPr>
-        <w:spacing w:line="360" w:lineRule="auto"/>
-        <w:ind w:firstLine="709"/>
-        <w:jc w:val="both"/>
-        <w:rPr>
-          <w:sz w:val="28"/>
-          <w:szCs w:val="28"/>
-        </w:rPr>
-      </w:pPr>
-    </w:p>
-    <w:p>
-      <w:pPr>
-        <w:spacing w:line="360" w:lineRule="auto"/>
-        <w:ind w:firstLine="709"/>
-        <w:jc w:val="both"/>
-        <w:rPr>
-          <w:sz w:val="28"/>
-          <w:szCs w:val="28"/>
-        </w:rPr>
-      </w:pPr>
-      <w:r>
-        <w:rPr>
-          <w:sz w:val="28"/>
-          <w:szCs w:val="28"/>
-        </w:rPr>
-        <w:br w:type="page"/>
-      </w:r>
     </w:p>
     <w:p>
       <w:pPr>
@@ -10442,6 +10674,18 @@
         <w:lastRenderedPageBreak/>
         <w:t>ЗАКЛЮЧЕНИЕ</w:t>
       </w:r>
+    </w:p>
+    <w:p>
+      <w:pPr>
+        <w:spacing w:line="360" w:lineRule="auto"/>
+        <w:jc w:val="center"/>
+        <w:rPr>
+          <w:b/>
+          <w:bCs/>
+          <w:sz w:val="28"/>
+          <w:szCs w:val="28"/>
+        </w:rPr>
+      </w:pPr>
     </w:p>
     <w:p>
       <w:pPr>
@@ -12908,6 +13152,7 @@
   <w:style w:type="character" w:default="1" w:styleId="a0">
     <w:name w:val="Default Paragraph Font"/>
     <w:uiPriority w:val="1"/>
+    <w:semiHidden/>
     <w:unhideWhenUsed/>
   </w:style>
   <w:style w:type="table" w:default="1" w:styleId="a1">

--- a/Сессия 7/Отчет.docx
+++ b/Сессия 7/Отчет.docx
@@ -2085,15 +2085,14 @@
       </w:pPr>
       <w:r>
         <w:rPr>
-          <w:noProof/>
           <w:sz w:val="28"/>
           <w:szCs w:val="28"/>
         </w:rPr>
         <w:drawing>
-          <wp:inline distT="0" distB="0" distL="0" distR="0" wp14:anchorId="2D9DEDEE" wp14:editId="7820A6BC">
-            <wp:extent cx="2279174" cy="1582057"/>
-            <wp:effectExtent l="19050" t="19050" r="6985" b="0"/>
-            <wp:docPr id="1759227691" name="Рисунок 1"/>
+          <wp:inline distT="0" distB="0" distL="0" distR="0" wp14:anchorId="7F57ABFE" wp14:editId="453F118E">
+            <wp:extent cx="2342233" cy="1548908"/>
+            <wp:effectExtent l="19050" t="19050" r="1270" b="0"/>
+            <wp:docPr id="812887056" name="Рисунок 1"/>
             <wp:cNvGraphicFramePr>
               <a:graphicFrameLocks xmlns:a="http://schemas.openxmlformats.org/drawingml/2006/main" noChangeAspect="1"/>
             </wp:cNvGraphicFramePr>
@@ -2101,7 +2100,7 @@
               <a:graphicData uri="http://schemas.openxmlformats.org/drawingml/2006/picture">
                 <pic:pic xmlns:pic="http://schemas.openxmlformats.org/drawingml/2006/picture">
                   <pic:nvPicPr>
-                    <pic:cNvPr id="1759227691" name=""/>
+                    <pic:cNvPr id="812887056" name=""/>
                     <pic:cNvPicPr/>
                   </pic:nvPicPr>
                   <pic:blipFill>
@@ -2113,7 +2112,7 @@
                   <pic:spPr>
                     <a:xfrm>
                       <a:off x="0" y="0"/>
-                      <a:ext cx="2297725" cy="1594934"/>
+                      <a:ext cx="2358901" cy="1559930"/>
                     </a:xfrm>
                     <a:prstGeom prst="rect">
                       <a:avLst/>
@@ -7060,9 +7059,9 @@
         </w:rPr>
         <w:lastRenderedPageBreak/>
         <w:drawing>
-          <wp:inline distT="0" distB="0" distL="0" distR="0" wp14:anchorId="007EE5C2" wp14:editId="2E533256">
-            <wp:extent cx="3201125" cy="2095500"/>
-            <wp:effectExtent l="19050" t="19050" r="0" b="0"/>
+          <wp:inline distT="0" distB="0" distL="0" distR="0" wp14:anchorId="007EE5C2" wp14:editId="1D78F092">
+            <wp:extent cx="3870140" cy="2533446"/>
+            <wp:effectExtent l="19050" t="19050" r="0" b="635"/>
             <wp:docPr id="1232102779" name="Рисунок 1"/>
             <wp:cNvGraphicFramePr>
               <a:graphicFrameLocks xmlns:a="http://schemas.openxmlformats.org/drawingml/2006/main" noChangeAspect="1"/>
@@ -7083,7 +7082,7 @@
                   <pic:spPr>
                     <a:xfrm>
                       <a:off x="0" y="0"/>
-                      <a:ext cx="3206621" cy="2099098"/>
+                      <a:ext cx="3881926" cy="2541161"/>
                     </a:xfrm>
                     <a:prstGeom prst="rect">
                       <a:avLst/>
@@ -7586,6 +7585,7 @@
           <w:sz w:val="28"/>
           <w:szCs w:val="28"/>
         </w:rPr>
+        <w:lastRenderedPageBreak/>
         <w:t>Готовая продукция</w:t>
       </w:r>
     </w:p>
@@ -7608,7 +7608,6 @@
           <w:sz w:val="28"/>
           <w:szCs w:val="28"/>
         </w:rPr>
-        <w:lastRenderedPageBreak/>
         <w:t>История испытаний</w:t>
       </w:r>
     </w:p>
@@ -9235,7 +9234,7 @@
           <w:szCs w:val="28"/>
         </w:rPr>
         <w:drawing>
-          <wp:inline distT="0" distB="0" distL="0" distR="0" wp14:anchorId="06EBF773" wp14:editId="511834E2">
+          <wp:inline distT="0" distB="0" distL="0" distR="0" wp14:anchorId="06EBF773" wp14:editId="2F35D529">
             <wp:extent cx="4151428" cy="2440539"/>
             <wp:effectExtent l="19050" t="19050" r="1905" b="0"/>
             <wp:docPr id="960968599" name="Рисунок 1"/>
@@ -9695,8 +9694,8 @@
       <w:tblGrid>
         <w:gridCol w:w="498"/>
         <w:gridCol w:w="1758"/>
-        <w:gridCol w:w="2727"/>
-        <w:gridCol w:w="4304"/>
+        <w:gridCol w:w="2610"/>
+        <w:gridCol w:w="4195"/>
       </w:tblGrid>
       <w:tr>
         <w:tc>
@@ -10678,6 +10677,7 @@
     <w:p>
       <w:pPr>
         <w:spacing w:line="360" w:lineRule="auto"/>
+        <w:ind w:firstLine="709"/>
         <w:jc w:val="center"/>
         <w:rPr>
           <w:b/>
@@ -10725,7 +10725,11 @@
           <w:ilvl w:val="0"/>
           <w:numId w:val="11"/>
         </w:numPr>
-        <w:spacing w:line="360" w:lineRule="auto"/>
+        <w:tabs>
+          <w:tab w:val="clear" w:pos="720"/>
+        </w:tabs>
+        <w:spacing w:line="360" w:lineRule="auto"/>
+        <w:ind w:left="0" w:firstLine="709"/>
         <w:jc w:val="both"/>
         <w:rPr>
           <w:sz w:val="28"/>
@@ -10762,7 +10766,11 @@
           <w:ilvl w:val="0"/>
           <w:numId w:val="11"/>
         </w:numPr>
-        <w:spacing w:line="360" w:lineRule="auto"/>
+        <w:tabs>
+          <w:tab w:val="clear" w:pos="720"/>
+        </w:tabs>
+        <w:spacing w:line="360" w:lineRule="auto"/>
+        <w:ind w:left="0" w:firstLine="709"/>
         <w:jc w:val="both"/>
         <w:rPr>
           <w:sz w:val="28"/>
@@ -10799,7 +10807,11 @@
           <w:ilvl w:val="0"/>
           <w:numId w:val="11"/>
         </w:numPr>
-        <w:spacing w:line="360" w:lineRule="auto"/>
+        <w:tabs>
+          <w:tab w:val="clear" w:pos="720"/>
+        </w:tabs>
+        <w:spacing w:line="360" w:lineRule="auto"/>
+        <w:ind w:left="0" w:firstLine="709"/>
         <w:jc w:val="both"/>
         <w:rPr>
           <w:sz w:val="28"/>
@@ -10836,7 +10848,11 @@
           <w:ilvl w:val="0"/>
           <w:numId w:val="11"/>
         </w:numPr>
-        <w:spacing w:line="360" w:lineRule="auto"/>
+        <w:tabs>
+          <w:tab w:val="clear" w:pos="720"/>
+        </w:tabs>
+        <w:spacing w:line="360" w:lineRule="auto"/>
+        <w:ind w:left="0" w:firstLine="709"/>
         <w:jc w:val="both"/>
         <w:rPr>
           <w:sz w:val="28"/>
@@ -10866,7 +10882,11 @@
           <w:ilvl w:val="1"/>
           <w:numId w:val="11"/>
         </w:numPr>
-        <w:spacing w:line="360" w:lineRule="auto"/>
+        <w:tabs>
+          <w:tab w:val="clear" w:pos="1440"/>
+        </w:tabs>
+        <w:spacing w:line="360" w:lineRule="auto"/>
+        <w:ind w:left="0" w:firstLine="709"/>
         <w:jc w:val="both"/>
         <w:rPr>
           <w:sz w:val="28"/>
@@ -10887,7 +10907,11 @@
           <w:ilvl w:val="1"/>
           <w:numId w:val="11"/>
         </w:numPr>
-        <w:spacing w:line="360" w:lineRule="auto"/>
+        <w:tabs>
+          <w:tab w:val="clear" w:pos="1440"/>
+        </w:tabs>
+        <w:spacing w:line="360" w:lineRule="auto"/>
+        <w:ind w:left="0" w:firstLine="709"/>
         <w:jc w:val="both"/>
         <w:rPr>
           <w:sz w:val="28"/>
@@ -10908,7 +10932,11 @@
           <w:ilvl w:val="1"/>
           <w:numId w:val="11"/>
         </w:numPr>
-        <w:spacing w:line="360" w:lineRule="auto"/>
+        <w:tabs>
+          <w:tab w:val="clear" w:pos="1440"/>
+        </w:tabs>
+        <w:spacing w:line="360" w:lineRule="auto"/>
+        <w:ind w:left="0" w:firstLine="709"/>
         <w:jc w:val="both"/>
         <w:rPr>
           <w:sz w:val="28"/>
@@ -10929,7 +10957,11 @@
           <w:ilvl w:val="0"/>
           <w:numId w:val="11"/>
         </w:numPr>
-        <w:spacing w:line="360" w:lineRule="auto"/>
+        <w:tabs>
+          <w:tab w:val="clear" w:pos="720"/>
+        </w:tabs>
+        <w:spacing w:line="360" w:lineRule="auto"/>
+        <w:ind w:left="0" w:firstLine="709"/>
         <w:jc w:val="both"/>
         <w:rPr>
           <w:sz w:val="28"/>
@@ -10959,7 +10991,11 @@
           <w:ilvl w:val="0"/>
           <w:numId w:val="11"/>
         </w:numPr>
-        <w:spacing w:line="360" w:lineRule="auto"/>
+        <w:tabs>
+          <w:tab w:val="clear" w:pos="720"/>
+        </w:tabs>
+        <w:spacing w:line="360" w:lineRule="auto"/>
+        <w:ind w:left="0" w:firstLine="709"/>
         <w:jc w:val="both"/>
         <w:rPr>
           <w:sz w:val="28"/>

--- a/Сессия 7/Отчет.docx
+++ b/Сессия 7/Отчет.docx
@@ -828,41 +828,7 @@
             <w:noProof/>
             <w:webHidden/>
           </w:rPr>
-          <w:fldChar w:fldCharType="begin"/>
-        </w:r>
-        <w:r>
-          <w:rPr>
-            <w:noProof/>
-            <w:webHidden/>
-          </w:rPr>
-          <w:instrText xml:space="preserve"> PAGEREF _Toc225169811 \h </w:instrText>
-        </w:r>
-        <w:r>
-          <w:rPr>
-            <w:noProof/>
-            <w:webHidden/>
-          </w:rPr>
-        </w:r>
-        <w:r>
-          <w:rPr>
-            <w:noProof/>
-            <w:webHidden/>
-          </w:rPr>
-          <w:fldChar w:fldCharType="separate"/>
-        </w:r>
-        <w:r>
-          <w:rPr>
-            <w:noProof/>
-            <w:webHidden/>
-          </w:rPr>
           <w:t>3</w:t>
-        </w:r>
-        <w:r>
-          <w:rPr>
-            <w:noProof/>
-            <w:webHidden/>
-          </w:rPr>
-          <w:fldChar w:fldCharType="end"/>
         </w:r>
       </w:hyperlink>
     </w:p>
@@ -1141,6 +1107,9 @@
           <w:kern w:val="2"/>
         </w:rPr>
       </w:pPr>
+      <w:r>
+        <w:t xml:space="preserve">    </w:t>
+      </w:r>
       <w:hyperlink w:anchor="_Toc225169815" w:history="1">
         <w:r>
           <w:rPr>
@@ -1165,14 +1134,6 @@
         </w:r>
         <w:r>
           <w:rPr>
-            <w:rFonts w:eastAsiaTheme="minorEastAsia"/>
-            <w:noProof/>
-            <w:kern w:val="2"/>
-          </w:rPr>
-          <w:tab/>
-        </w:r>
-        <w:r>
-          <w:rPr>
             <w:rStyle w:val="a9"/>
             <w:rFonts w:ascii="Times New Roman" w:eastAsia="Times New Roman" w:hAnsi="Times New Roman" w:cs="Times New Roman"/>
             <w:noProof/>
@@ -1205,6 +1166,9 @@
           <w:kern w:val="2"/>
         </w:rPr>
       </w:pPr>
+      <w:r>
+        <w:t xml:space="preserve">    </w:t>
+      </w:r>
       <w:hyperlink w:anchor="_Toc225169815" w:history="1">
         <w:r>
           <w:rPr>
@@ -1226,14 +1190,6 @@
             <w:szCs w:val="24"/>
           </w:rPr>
           <w:t xml:space="preserve">2. </w:t>
-        </w:r>
-        <w:r>
-          <w:rPr>
-            <w:rFonts w:eastAsiaTheme="minorEastAsia"/>
-            <w:noProof/>
-            <w:kern w:val="2"/>
-          </w:rPr>
-          <w:tab/>
         </w:r>
         <w:r>
           <w:rPr>
@@ -1280,6 +1236,9 @@
           <w:kern w:val="2"/>
         </w:rPr>
       </w:pPr>
+      <w:r>
+        <w:t xml:space="preserve">    </w:t>
+      </w:r>
       <w:hyperlink w:anchor="_Toc225169815" w:history="1">
         <w:r>
           <w:rPr>
@@ -1304,14 +1263,6 @@
         </w:r>
         <w:r>
           <w:rPr>
-            <w:rFonts w:eastAsiaTheme="minorEastAsia"/>
-            <w:noProof/>
-            <w:kern w:val="2"/>
-          </w:rPr>
-          <w:tab/>
-        </w:r>
-        <w:r>
-          <w:rPr>
             <w:rStyle w:val="a9"/>
             <w:rFonts w:ascii="Times New Roman" w:eastAsia="Times New Roman" w:hAnsi="Times New Roman" w:cs="Times New Roman"/>
             <w:noProof/>
@@ -1344,6 +1295,9 @@
           <w:kern w:val="2"/>
         </w:rPr>
       </w:pPr>
+      <w:r>
+        <w:t xml:space="preserve">    </w:t>
+      </w:r>
       <w:hyperlink w:anchor="_Toc225169815" w:history="1">
         <w:r>
           <w:rPr>
@@ -1368,14 +1322,6 @@
         </w:r>
         <w:r>
           <w:rPr>
-            <w:rFonts w:eastAsiaTheme="minorEastAsia"/>
-            <w:noProof/>
-            <w:kern w:val="2"/>
-          </w:rPr>
-          <w:tab/>
-        </w:r>
-        <w:r>
-          <w:rPr>
             <w:rStyle w:val="a9"/>
             <w:rFonts w:ascii="Times New Roman" w:eastAsia="Times New Roman" w:hAnsi="Times New Roman" w:cs="Times New Roman"/>
             <w:noProof/>
@@ -1408,6 +1354,9 @@
           <w:kern w:val="2"/>
         </w:rPr>
       </w:pPr>
+      <w:r>
+        <w:t xml:space="preserve">    </w:t>
+      </w:r>
       <w:hyperlink w:anchor="_Toc225169815" w:history="1">
         <w:r>
           <w:rPr>
@@ -1429,14 +1378,6 @@
             <w:szCs w:val="24"/>
           </w:rPr>
           <w:t xml:space="preserve">5. </w:t>
-        </w:r>
-        <w:r>
-          <w:rPr>
-            <w:rFonts w:eastAsiaTheme="minorEastAsia"/>
-            <w:noProof/>
-            <w:kern w:val="2"/>
-          </w:rPr>
-          <w:tab/>
         </w:r>
         <w:r>
           <w:rPr>
@@ -2085,6 +2026,7 @@
       </w:pPr>
       <w:r>
         <w:rPr>
+          <w:noProof/>
           <w:sz w:val="28"/>
           <w:szCs w:val="28"/>
         </w:rPr>

--- a/Сессия 7/Отчет.docx
+++ b/Сессия 7/Отчет.docx
@@ -2014,6 +2014,13 @@
         </w:rPr>
         <w:t>Предприятие по производству средств защиты растений представляет собой сложную технологическую систему, в которой тесно связаны процессы подготовки рецептур, выполнения производственных операций и контроля качества продукции. Производство основано не на сборке изделий, а на точном соблюдении технологических режимов, последовательности операций и параметров обработки сырья.</w:t>
       </w:r>
+      <w:r>
+        <w:rPr>
+          <w:sz w:val="28"/>
+          <w:szCs w:val="28"/>
+        </w:rPr>
+        <w:t xml:space="preserve"> (рис. 1)</w:t>
+      </w:r>
     </w:p>
     <w:p>
       <w:pPr>
@@ -2135,6 +2142,15 @@
         </w:rPr>
         <w:t>1.2. Основные бизнес-процессы</w:t>
       </w:r>
+      <w:r>
+        <w:rPr>
+          <w:b/>
+          <w:bCs/>
+          <w:sz w:val="28"/>
+          <w:szCs w:val="28"/>
+        </w:rPr>
+        <w:t xml:space="preserve"> (табл. 1)</w:t>
+      </w:r>
     </w:p>
     <w:p>
       <w:pPr>
@@ -2152,6 +2168,34 @@
           <w:szCs w:val="28"/>
         </w:rPr>
         <w:t>Таблица 1</w:t>
+      </w:r>
+      <w:r>
+        <w:rPr>
+          <w:sz w:val="28"/>
+          <w:szCs w:val="28"/>
+        </w:rPr>
+        <w:t xml:space="preserve"> – Бизнес</w:t>
+      </w:r>
+      <w:r>
+        <w:rPr>
+          <w:sz w:val="28"/>
+          <w:szCs w:val="28"/>
+        </w:rPr>
+        <w:t>-</w:t>
+      </w:r>
+      <w:r>
+        <w:rPr>
+          <w:sz w:val="28"/>
+          <w:szCs w:val="28"/>
+        </w:rPr>
+        <w:t>процессы</w:t>
+      </w:r>
+      <w:r>
+        <w:rPr>
+          <w:sz w:val="28"/>
+          <w:szCs w:val="28"/>
+        </w:rPr>
+        <w:t xml:space="preserve"> системы</w:t>
       </w:r>
     </w:p>
     <w:tbl>
@@ -2852,6 +2896,15 @@
         </w:rPr>
         <w:t>1.5. Роли пользователей системы</w:t>
       </w:r>
+      <w:r>
+        <w:rPr>
+          <w:b/>
+          <w:bCs/>
+          <w:sz w:val="28"/>
+          <w:szCs w:val="28"/>
+        </w:rPr>
+        <w:t xml:space="preserve"> (табл. 2)</w:t>
+      </w:r>
     </w:p>
     <w:p>
       <w:pPr>
@@ -2876,6 +2929,13 @@
           <w:szCs w:val="28"/>
         </w:rPr>
         <w:t>2</w:t>
+      </w:r>
+      <w:r>
+        <w:rPr>
+          <w:sz w:val="28"/>
+          <w:szCs w:val="28"/>
+        </w:rPr>
+        <w:t xml:space="preserve"> -  Роли пользователей системы</w:t>
       </w:r>
     </w:p>
     <w:tbl>
@@ -3180,6 +3240,15 @@
         <w:lastRenderedPageBreak/>
         <w:t>1.6. Обоснование выбора технологий</w:t>
       </w:r>
+      <w:r>
+        <w:rPr>
+          <w:b/>
+          <w:bCs/>
+          <w:sz w:val="28"/>
+          <w:szCs w:val="28"/>
+        </w:rPr>
+        <w:t xml:space="preserve"> (табл. 3)</w:t>
+      </w:r>
     </w:p>
     <w:p>
       <w:pPr>
@@ -3204,6 +3273,13 @@
           <w:szCs w:val="28"/>
         </w:rPr>
         <w:t>3</w:t>
+      </w:r>
+      <w:r>
+        <w:rPr>
+          <w:sz w:val="28"/>
+          <w:szCs w:val="28"/>
+        </w:rPr>
+        <w:t xml:space="preserve"> – Выбор технологий</w:t>
       </w:r>
     </w:p>
     <w:tbl>
@@ -3749,6 +3825,13 @@
           <w:szCs w:val="28"/>
         </w:rPr>
         <w:t>Модуль «Технолог» предназначен для автоматизации процессов подготовки и сопровождения производства.</w:t>
+      </w:r>
+      <w:r>
+        <w:rPr>
+          <w:sz w:val="28"/>
+          <w:szCs w:val="28"/>
+        </w:rPr>
+        <w:t xml:space="preserve"> (рис. 2)</w:t>
       </w:r>
     </w:p>
     <w:p>
@@ -3865,6 +3948,13 @@
         </w:rPr>
         <w:t>Для входа необходимо ввести логин, пароль и код с картинки.</w:t>
       </w:r>
+      <w:r>
+        <w:rPr>
+          <w:sz w:val="28"/>
+          <w:szCs w:val="28"/>
+        </w:rPr>
+        <w:t xml:space="preserve"> (рис. 3)</w:t>
+      </w:r>
     </w:p>
     <w:p>
       <w:pPr>
@@ -3972,6 +4062,15 @@
         </w:rPr>
         <w:t>2.3. Основные функции</w:t>
       </w:r>
+      <w:r>
+        <w:rPr>
+          <w:b/>
+          <w:bCs/>
+          <w:sz w:val="28"/>
+          <w:szCs w:val="28"/>
+        </w:rPr>
+        <w:t xml:space="preserve"> (табл. 4)</w:t>
+      </w:r>
     </w:p>
     <w:p>
       <w:pPr>
@@ -3996,6 +4095,13 @@
           <w:szCs w:val="28"/>
         </w:rPr>
         <w:t>4</w:t>
+      </w:r>
+      <w:r>
+        <w:rPr>
+          <w:sz w:val="28"/>
+          <w:szCs w:val="28"/>
+        </w:rPr>
+        <w:t xml:space="preserve"> – Функции системы технолога</w:t>
       </w:r>
     </w:p>
     <w:tbl>
@@ -4450,6 +4556,13 @@
           <w:szCs w:val="28"/>
         </w:rPr>
         <w:t>Модуль «Аппаратчик» предназначен для выполнения технологических операций.</w:t>
+      </w:r>
+      <w:r>
+        <w:rPr>
+          <w:sz w:val="28"/>
+          <w:szCs w:val="28"/>
+        </w:rPr>
+        <w:t xml:space="preserve"> (рис. 4-5)</w:t>
       </w:r>
     </w:p>
     <w:p>
@@ -4774,6 +4887,13 @@
         </w:rPr>
         <w:t>.</w:t>
       </w:r>
+      <w:r>
+        <w:rPr>
+          <w:sz w:val="28"/>
+          <w:szCs w:val="28"/>
+        </w:rPr>
+        <w:t xml:space="preserve"> (рис. 6)</w:t>
+      </w:r>
     </w:p>
     <w:p>
       <w:pPr>
@@ -4967,7 +5087,28 @@
           <w:sz w:val="28"/>
           <w:szCs w:val="28"/>
         </w:rPr>
-        <w:t>База данных «AgroControlDB» реализована на MS SQL Server и содержит следующие основные таблицы:</w:t>
+        <w:t>База данных «AgroControlDB» реализована на MS SQL Server</w:t>
+      </w:r>
+      <w:r>
+        <w:rPr>
+          <w:sz w:val="28"/>
+          <w:szCs w:val="28"/>
+        </w:rPr>
+        <w:t xml:space="preserve"> (рис. 7)</w:t>
+      </w:r>
+      <w:r>
+        <w:rPr>
+          <w:sz w:val="28"/>
+          <w:szCs w:val="28"/>
+        </w:rPr>
+        <w:t xml:space="preserve"> и содержит следующие основные таблицы:</w:t>
+      </w:r>
+      <w:r>
+        <w:rPr>
+          <w:sz w:val="28"/>
+          <w:szCs w:val="28"/>
+        </w:rPr>
+        <w:t xml:space="preserve"> (табл. 5)</w:t>
       </w:r>
     </w:p>
     <w:p>
@@ -4993,6 +5134,20 @@
           <w:szCs w:val="28"/>
         </w:rPr>
         <w:t>5</w:t>
+      </w:r>
+      <w:r>
+        <w:rPr>
+          <w:sz w:val="28"/>
+          <w:szCs w:val="28"/>
+        </w:rPr>
+        <w:t xml:space="preserve"> – Основные таблицы в </w:t>
+      </w:r>
+      <w:r>
+        <w:rPr>
+          <w:sz w:val="28"/>
+          <w:szCs w:val="28"/>
+        </w:rPr>
+        <w:t>MS SQL Server</w:t>
       </w:r>
     </w:p>
     <w:tbl>
@@ -5858,9 +6013,9 @@
           <w:szCs w:val="28"/>
         </w:rPr>
         <w:drawing>
-          <wp:inline distT="0" distB="0" distL="0" distR="0" wp14:anchorId="6CC7A7A8" wp14:editId="49493B81">
-            <wp:extent cx="2592859" cy="1504950"/>
-            <wp:effectExtent l="19050" t="19050" r="0" b="0"/>
+          <wp:inline distT="0" distB="0" distL="0" distR="0" wp14:anchorId="6CC7A7A8" wp14:editId="66055E08">
+            <wp:extent cx="3599369" cy="2089150"/>
+            <wp:effectExtent l="19050" t="19050" r="20320" b="25400"/>
             <wp:docPr id="669240648" name="Рисунок 1"/>
             <wp:cNvGraphicFramePr>
               <a:graphicFrameLocks xmlns:a="http://schemas.openxmlformats.org/drawingml/2006/main" noChangeAspect="1"/>
@@ -5881,7 +6036,7 @@
                   <pic:spPr>
                     <a:xfrm>
                       <a:off x="0" y="0"/>
-                      <a:ext cx="2597183" cy="1507460"/>
+                      <a:ext cx="3607107" cy="2093642"/>
                     </a:xfrm>
                     <a:prstGeom prst="rect">
                       <a:avLst/>
@@ -5998,6 +6153,13 @@
         </w:rPr>
         <w:t>Для проверки работоспособности системы в БД были добавлены тестовые данные.</w:t>
       </w:r>
+      <w:r>
+        <w:rPr>
+          <w:sz w:val="28"/>
+          <w:szCs w:val="28"/>
+        </w:rPr>
+        <w:t xml:space="preserve"> (рис. 8-9)</w:t>
+      </w:r>
     </w:p>
     <w:p>
       <w:pPr>
@@ -6015,9 +6177,9 @@
           <w:szCs w:val="28"/>
         </w:rPr>
         <w:drawing>
-          <wp:inline distT="0" distB="0" distL="0" distR="0" wp14:anchorId="62C332FD" wp14:editId="650147B8">
-            <wp:extent cx="3619500" cy="1215810"/>
-            <wp:effectExtent l="19050" t="19050" r="0" b="3810"/>
+          <wp:inline distT="0" distB="0" distL="0" distR="0" wp14:anchorId="62C332FD" wp14:editId="1D8C3A73">
+            <wp:extent cx="4499184" cy="1511300"/>
+            <wp:effectExtent l="19050" t="19050" r="15875" b="12700"/>
             <wp:docPr id="1032614091" name="Рисунок 1"/>
             <wp:cNvGraphicFramePr>
               <a:graphicFrameLocks xmlns:a="http://schemas.openxmlformats.org/drawingml/2006/main" noChangeAspect="1"/>
@@ -6038,7 +6200,7 @@
                   <pic:spPr>
                     <a:xfrm>
                       <a:off x="0" y="0"/>
-                      <a:ext cx="3630013" cy="1219341"/>
+                      <a:ext cx="4514659" cy="1516498"/>
                     </a:xfrm>
                     <a:prstGeom prst="rect">
                       <a:avLst/>
@@ -6450,6 +6612,15 @@
         </w:rPr>
         <w:t>4.2.2. Основные контроллеры</w:t>
       </w:r>
+      <w:r>
+        <w:rPr>
+          <w:b/>
+          <w:bCs/>
+          <w:sz w:val="28"/>
+          <w:szCs w:val="28"/>
+        </w:rPr>
+        <w:t xml:space="preserve"> (табл. 6)</w:t>
+      </w:r>
     </w:p>
     <w:p>
       <w:pPr>
@@ -6474,6 +6645,21 @@
           <w:szCs w:val="28"/>
         </w:rPr>
         <w:t>6</w:t>
+      </w:r>
+      <w:r>
+        <w:rPr>
+          <w:sz w:val="28"/>
+          <w:szCs w:val="28"/>
+        </w:rPr>
+        <w:t xml:space="preserve"> – Основные контроллеры </w:t>
+      </w:r>
+      <w:r>
+        <w:rPr>
+          <w:sz w:val="28"/>
+          <w:szCs w:val="28"/>
+          <w:lang w:val="en-US"/>
+        </w:rPr>
+        <w:t>API</w:t>
       </w:r>
     </w:p>
     <w:tbl>
@@ -6979,6 +7165,13 @@
           <w:szCs w:val="28"/>
         </w:rPr>
         <w:t>API оснащён встроенной документацией Swagger.</w:t>
+      </w:r>
+      <w:r>
+        <w:rPr>
+          <w:sz w:val="28"/>
+          <w:szCs w:val="28"/>
+        </w:rPr>
+        <w:t xml:space="preserve"> (рис. 10)</w:t>
       </w:r>
     </w:p>
     <w:p>
@@ -7594,6 +7787,15 @@
         </w:rPr>
         <w:t>. Скриншоты работы модуля</w:t>
       </w:r>
+      <w:r>
+        <w:rPr>
+          <w:b/>
+          <w:bCs/>
+          <w:sz w:val="28"/>
+          <w:szCs w:val="28"/>
+        </w:rPr>
+        <w:t xml:space="preserve"> (рис. 11-14)</w:t>
+      </w:r>
     </w:p>
     <w:p>
       <w:pPr>
@@ -8193,6 +8395,15 @@
           <w:szCs w:val="28"/>
         </w:rPr>
         <w:t>. Скриншоты работы модуля</w:t>
+      </w:r>
+      <w:r>
+        <w:rPr>
+          <w:b/>
+          <w:bCs/>
+          <w:sz w:val="28"/>
+          <w:szCs w:val="28"/>
+        </w:rPr>
+        <w:t xml:space="preserve"> (рис. 15-17)</w:t>
       </w:r>
     </w:p>
     <w:p>
@@ -8564,6 +8775,13 @@
         </w:rPr>
         <w:t>Проведено ручное функциональное тестирование каждого модуля (10 тест-кейсов на модуль + 10 на API).</w:t>
       </w:r>
+      <w:r>
+        <w:rPr>
+          <w:sz w:val="28"/>
+          <w:szCs w:val="28"/>
+        </w:rPr>
+        <w:t xml:space="preserve"> (табл. 7)</w:t>
+      </w:r>
     </w:p>
     <w:p>
       <w:pPr>
@@ -8588,6 +8806,13 @@
           <w:szCs w:val="28"/>
         </w:rPr>
         <w:t>7</w:t>
+      </w:r>
+      <w:r>
+        <w:rPr>
+          <w:sz w:val="28"/>
+          <w:szCs w:val="28"/>
+        </w:rPr>
+        <w:t xml:space="preserve"> -  Ручные тесты модулей</w:t>
       </w:r>
     </w:p>
     <w:tbl>
@@ -9158,6 +9383,13 @@
           <w:szCs w:val="28"/>
         </w:rPr>
         <w:t>Разработаны модульные тесты с использованием фреймворка MSTest.</w:t>
+      </w:r>
+      <w:r>
+        <w:rPr>
+          <w:sz w:val="28"/>
+          <w:szCs w:val="28"/>
+        </w:rPr>
+        <w:t xml:space="preserve"> (рис. 18-19)</w:t>
       </w:r>
     </w:p>
     <w:p>
@@ -9428,6 +9660,13 @@
         </w:rPr>
         <w:t>Разработаны интеграционные тесты для проверки взаимодействия с API.</w:t>
       </w:r>
+      <w:r>
+        <w:rPr>
+          <w:sz w:val="28"/>
+          <w:szCs w:val="28"/>
+        </w:rPr>
+        <w:t xml:space="preserve"> (рис. 20)</w:t>
+      </w:r>
     </w:p>
     <w:p>
       <w:pPr>
@@ -9600,6 +9839,13 @@
         </w:rPr>
         <w:t>В процессе разработки были выявлены и устранены следующие дефекты:</w:t>
       </w:r>
+      <w:r>
+        <w:rPr>
+          <w:sz w:val="28"/>
+          <w:szCs w:val="28"/>
+        </w:rPr>
+        <w:t xml:space="preserve"> (табл. 8)</w:t>
+      </w:r>
     </w:p>
     <w:p>
       <w:pPr>
@@ -9625,6 +9871,13 @@
           <w:szCs w:val="28"/>
         </w:rPr>
         <w:t>8</w:t>
+      </w:r>
+      <w:r>
+        <w:rPr>
+          <w:sz w:val="28"/>
+          <w:szCs w:val="28"/>
+        </w:rPr>
+        <w:t xml:space="preserve"> – Дефекты модулей</w:t>
       </w:r>
     </w:p>
     <w:tbl>
